--- a/文档/502可行性验证方案.docx
+++ b/文档/502可行性验证方案.docx
@@ -421,7 +421,7 @@
                 <w:b/>
                 <w:sz w:val="17"/>
               </w:rPr>
-              <w:t>网页能不能稳</w:t>
+              <w:t>App 能不能稳</w:t>
             </w:r>
           </w:p>
         </w:tc>
@@ -441,7 +441,7 @@
                 <w:b w:val="0"/>
                 <w:sz w:val="17"/>
               </w:rPr>
-              <w:t>STM32 用字符串拼 HTTP，浏览器行为（多连接/favicon/Keep-Alive）不可控</w:t>
+              <w:t>TCP 字节流会粘包/半包；手机后台会被杀；现场 WiFi 可能连不上</w:t>
             </w:r>
           </w:p>
         </w:tc>
@@ -461,7 +461,7 @@
                 <w:b w:val="0"/>
                 <w:sz w:val="17"/>
               </w:rPr>
-              <w:t>阶段 6</w:t>
+              <w:t>阶段 7</w:t>
             </w:r>
           </w:p>
         </w:tc>
@@ -1389,6 +1389,91 @@
           </w:p>
         </w:tc>
       </w:tr>
+      <w:tr>
+        <w:trPr>
+          <w:cantSplit w:val="true"/>
+        </w:trPr>
+        <w:tc>
+          <w:tcPr>
+            <w:tcW w:type="dxa" w:w="1701"/>
+            <w:vAlign w:val="center"/>
+          </w:tcPr>
+          <w:p>
+            <w:pPr>
+              <w:spacing w:after="0" w:before="0" w:line="264" w:lineRule="auto"/>
+              <w:jc w:val="left"/>
+            </w:pPr>
+            <w:r>
+              <w:rPr>
+                <w:rFonts w:ascii="Calibri" w:hAnsi="Calibri" w:eastAsia="宋体"/>
+                <w:b/>
+                <w:sz w:val="16"/>
+              </w:rPr>
+              <w:t>红外对射</w:t>
+            </w:r>
+          </w:p>
+        </w:tc>
+        <w:tc>
+          <w:tcPr>
+            <w:tcW w:type="dxa" w:w="3175"/>
+            <w:vAlign w:val="center"/>
+          </w:tcPr>
+          <w:p>
+            <w:pPr>
+              <w:spacing w:after="0" w:before="0" w:line="264" w:lineRule="auto"/>
+              <w:jc w:val="left"/>
+            </w:pPr>
+            <w:r>
+              <w:rPr>
+                <w:rFonts w:ascii="Calibri" w:hAnsi="Calibri" w:eastAsia="宋体"/>
+                <w:b w:val="0"/>
+                <w:sz w:val="16"/>
+              </w:rPr>
+              <w:t>3.3V 供电，万用表量接收头 OUT；手挡一次、放开一次</w:t>
+            </w:r>
+          </w:p>
+        </w:tc>
+        <w:tc>
+          <w:tcPr>
+            <w:tcW w:type="dxa" w:w="2494"/>
+            <w:vAlign w:val="center"/>
+          </w:tcPr>
+          <w:p>
+            <w:pPr>
+              <w:spacing w:after="0" w:before="0" w:line="264" w:lineRule="auto"/>
+              <w:jc w:val="left"/>
+            </w:pPr>
+            <w:r>
+              <w:rPr>
+                <w:rFonts w:ascii="Calibri" w:hAnsi="Calibri" w:eastAsia="宋体"/>
+                <w:b w:val="0"/>
+                <w:sz w:val="16"/>
+              </w:rPr>
+              <w:t>两种状态电平能明确区分</w:t>
+            </w:r>
+          </w:p>
+        </w:tc>
+        <w:tc>
+          <w:tcPr>
+            <w:tcW w:type="dxa" w:w="1701"/>
+            <w:vAlign w:val="center"/>
+          </w:tcPr>
+          <w:p>
+            <w:pPr>
+              <w:spacing w:after="0" w:before="0" w:line="264" w:lineRule="auto"/>
+              <w:jc w:val="left"/>
+            </w:pPr>
+            <w:r>
+              <w:rPr>
+                <w:rFonts w:ascii="Calibri" w:hAnsi="Calibri" w:eastAsia="宋体"/>
+                <w:b w:val="0"/>
+                <w:sz w:val="16"/>
+              </w:rPr>
+              <w:t>电平不变 = 发射头没亮或接反</w:t>
+            </w:r>
+          </w:p>
+        </w:tc>
+      </w:tr>
     </w:tbl>
     <w:p>
       <w:pPr>
@@ -2848,6 +2933,93 @@
                 <w:b w:val="0"/>
                 <w:sz w:val="17"/>
               </w:rPr>
+              <w:t>红外对射（数滴）</w:t>
+            </w:r>
+          </w:p>
+        </w:tc>
+        <w:tc>
+          <w:tcPr>
+            <w:tcW w:type="dxa" w:w="3628"/>
+            <w:vAlign w:val="center"/>
+          </w:tcPr>
+          <w:p>
+            <w:pPr>
+              <w:spacing w:after="0" w:before="0" w:line="264" w:lineRule="auto"/>
+              <w:jc w:val="left"/>
+            </w:pPr>
+            <w:r>
+              <w:rPr>
+                <w:rFonts w:ascii="Calibri" w:hAnsi="Calibri" w:eastAsia="宋体"/>
+                <w:b w:val="0"/>
+                <w:sz w:val="17"/>
+              </w:rPr>
+              <w:t>PB12 外部中断计数，串口每 10 秒打印一次滴数</w:t>
+            </w:r>
+          </w:p>
+        </w:tc>
+        <w:tc>
+          <w:tcPr>
+            <w:tcW w:type="dxa" w:w="3061"/>
+            <w:vAlign w:val="center"/>
+          </w:tcPr>
+          <w:p>
+            <w:pPr>
+              <w:spacing w:after="0" w:before="0" w:line="264" w:lineRule="auto"/>
+              <w:jc w:val="left"/>
+            </w:pPr>
+            <w:r>
+              <w:rPr>
+                <w:rFonts w:ascii="Calibri" w:hAnsi="Calibri" w:eastAsia="宋体"/>
+                <w:b w:val="0"/>
+                <w:sz w:val="17"/>
+              </w:rPr>
+              <w:t>手挡 20 次，计数正好 20</w:t>
+            </w:r>
+          </w:p>
+        </w:tc>
+      </w:tr>
+      <w:tr>
+        <w:trPr>
+          <w:cantSplit w:val="true"/>
+        </w:trPr>
+        <w:tc>
+          <w:tcPr>
+            <w:tcW w:type="dxa" w:w="567"/>
+            <w:vAlign w:val="center"/>
+            <w:shd w:val="clear" w:color="auto" w:fill="F2F5F9"/>
+          </w:tcPr>
+          <w:p>
+            <w:pPr>
+              <w:spacing w:after="0" w:before="0" w:line="264" w:lineRule="auto"/>
+              <w:jc w:val="center"/>
+            </w:pPr>
+            <w:r>
+              <w:rPr>
+                <w:rFonts w:ascii="Calibri" w:hAnsi="Calibri" w:eastAsia="宋体"/>
+                <w:b w:val="0"/>
+                <w:sz w:val="17"/>
+              </w:rPr>
+              <w:t>8</w:t>
+            </w:r>
+          </w:p>
+        </w:tc>
+        <w:tc>
+          <w:tcPr>
+            <w:tcW w:type="dxa" w:w="2268"/>
+            <w:vAlign w:val="center"/>
+            <w:shd w:val="clear" w:color="auto" w:fill="F2F5F9"/>
+          </w:tcPr>
+          <w:p>
+            <w:pPr>
+              <w:spacing w:after="0" w:before="0" w:line="264" w:lineRule="auto"/>
+              <w:jc w:val="left"/>
+            </w:pPr>
+            <w:r>
+              <w:rPr>
+                <w:rFonts w:ascii="Calibri" w:hAnsi="Calibri" w:eastAsia="宋体"/>
+                <w:b w:val="0"/>
+                <w:sz w:val="17"/>
+              </w:rPr>
               <w:t>ESP32 链路</w:t>
             </w:r>
           </w:p>
@@ -2856,6 +3028,7 @@
           <w:tcPr>
             <w:tcW w:type="dxa" w:w="3628"/>
             <w:vAlign w:val="center"/>
+            <w:shd w:val="clear" w:color="auto" w:fill="F2F5F9"/>
           </w:tcPr>
           <w:p>
             <w:pPr>
@@ -2876,6 +3049,7 @@
           <w:tcPr>
             <w:tcW w:type="dxa" w:w="3061"/>
             <w:vAlign w:val="center"/>
+            <w:shd w:val="clear" w:color="auto" w:fill="F2F5F9"/>
           </w:tcPr>
           <w:p>
             <w:pPr>
@@ -6747,7 +6921,20 @@
         <w:pStyle w:val="Heading1"/>
       </w:pPr>
       <w:r>
-        <w:t>阶段 6 · WiFi 与网页（约 1~2 天）</w:t>
+        <w:t>阶段 6 · 滴速（红外对射数滴）</w:t>
+      </w:r>
+    </w:p>
+    <w:p>
+      <w:pPr>
+        <w:spacing w:after="80" w:before="0"/>
+      </w:pPr>
+      <w:r>
+        <w:rPr>
+          <w:rFonts w:ascii="Calibri" w:hAnsi="Calibri" w:eastAsia="宋体"/>
+          <w:b w:val="0"/>
+          <w:sz w:val="20"/>
+        </w:rPr>
+        <w:t>课题要求测滴速。方案：红外对射夹在滴壶两侧，液滴下落时遮断光路，PB12 产生跳变，用外部中断计数，再按时间窗换算成"滴/分钟"。</w:t>
       </w:r>
     </w:p>
     <w:p>
@@ -6755,7 +6942,7 @@
         <w:pStyle w:val="Heading2"/>
       </w:pPr>
       <w:r>
-        <w:t>6.1 链路是怎么走的</w:t>
+        <w:t>6.1 先定"一滴"在电气上长什么样</w:t>
       </w:r>
     </w:p>
     <w:tbl>
@@ -6782,9 +6969,9 @@
         <w:tblLayout w:type="fixed"/>
       </w:tblPr>
       <w:tblGrid>
-        <w:gridCol w:w="1927"/>
-        <w:gridCol w:w="3742"/>
-        <w:gridCol w:w="3969"/>
+        <w:gridCol w:w="2381"/>
+        <w:gridCol w:w="2835"/>
+        <w:gridCol w:w="4422"/>
       </w:tblGrid>
       <w:tr>
         <w:trPr>
@@ -6793,7 +6980,7 @@
         </w:trPr>
         <w:tc>
           <w:tcPr>
-            <w:tcW w:type="dxa" w:w="1928"/>
+            <w:tcW w:type="dxa" w:w="2381"/>
             <w:vAlign w:val="center"/>
             <w:shd w:val="clear" w:color="auto" w:fill="1F3B60"/>
           </w:tcPr>
@@ -6809,13 +6996,13 @@
                 <w:color w:val="FFFFFF"/>
                 <w:sz w:val="17"/>
               </w:rPr>
-              <w:t>环节</w:t>
-            </w:r>
-          </w:p>
-        </w:tc>
-        <w:tc>
-          <w:tcPr>
-            <w:tcW w:type="dxa" w:w="3742"/>
+              <w:t>现象</w:t>
+            </w:r>
+          </w:p>
+        </w:tc>
+        <w:tc>
+          <w:tcPr>
+            <w:tcW w:type="dxa" w:w="2835"/>
             <w:vAlign w:val="center"/>
             <w:shd w:val="clear" w:color="auto" w:fill="1F3B60"/>
           </w:tcPr>
@@ -6831,13 +7018,13 @@
                 <w:color w:val="FFFFFF"/>
                 <w:sz w:val="17"/>
               </w:rPr>
-              <w:t>用什么</w:t>
-            </w:r>
-          </w:p>
-        </w:tc>
-        <w:tc>
-          <w:tcPr>
-            <w:tcW w:type="dxa" w:w="3969"/>
+              <w:t>PB12 上的电平</w:t>
+            </w:r>
+          </w:p>
+        </w:tc>
+        <w:tc>
+          <w:tcPr>
+            <w:tcW w:type="dxa" w:w="4422"/>
             <w:vAlign w:val="center"/>
             <w:shd w:val="clear" w:color="auto" w:fill="1F3B60"/>
           </w:tcPr>
@@ -6864,7 +7051,7 @@
         </w:trPr>
         <w:tc>
           <w:tcPr>
-            <w:tcW w:type="dxa" w:w="1928"/>
+            <w:tcW w:type="dxa" w:w="2381"/>
             <w:vAlign w:val="center"/>
           </w:tcPr>
           <w:p>
@@ -6878,13 +7065,13 @@
                 <w:b/>
                 <w:sz w:val="17"/>
               </w:rPr>
-              <w:t>传感器 → STM32</w:t>
-            </w:r>
-          </w:p>
-        </w:tc>
-        <w:tc>
-          <w:tcPr>
-            <w:tcW w:type="dxa" w:w="3742"/>
+              <w:t>无液滴通过</w:t>
+            </w:r>
+          </w:p>
+        </w:tc>
+        <w:tc>
+          <w:tcPr>
+            <w:tcW w:type="dxa" w:w="2835"/>
             <w:vAlign w:val="center"/>
           </w:tcPr>
           <w:p>
@@ -6898,13 +7085,13 @@
                 <w:b w:val="0"/>
                 <w:sz w:val="17"/>
               </w:rPr>
-              <w:t>DS18B20 单总线 / HX711 两线</w:t>
-            </w:r>
-          </w:p>
-        </w:tc>
-        <w:tc>
-          <w:tcPr>
-            <w:tcW w:type="dxa" w:w="3969"/>
+              <w:t>稳定高（或稳定低）</w:t>
+            </w:r>
+          </w:p>
+        </w:tc>
+        <w:tc>
+          <w:tcPr>
+            <w:tcW w:type="dxa" w:w="4422"/>
             <w:vAlign w:val="center"/>
           </w:tcPr>
           <w:p>
@@ -6918,7 +7105,7 @@
                 <w:b w:val="0"/>
                 <w:sz w:val="17"/>
               </w:rPr>
-              <w:t>采集温度与重量</w:t>
+              <w:t>★ 到底哪一种必须实测：手挡一次、放开一次，看电平怎么变</w:t>
             </w:r>
           </w:p>
         </w:tc>
@@ -6929,7 +7116,7 @@
         </w:trPr>
         <w:tc>
           <w:tcPr>
-            <w:tcW w:type="dxa" w:w="1928"/>
+            <w:tcW w:type="dxa" w:w="2381"/>
             <w:vAlign w:val="center"/>
             <w:shd w:val="clear" w:color="auto" w:fill="F2F5F9"/>
           </w:tcPr>
@@ -6944,13 +7131,13 @@
                 <w:b/>
                 <w:sz w:val="17"/>
               </w:rPr>
-              <w:t>STM32 → ESP32</w:t>
-            </w:r>
-          </w:p>
-        </w:tc>
-        <w:tc>
-          <w:tcPr>
-            <w:tcW w:type="dxa" w:w="3742"/>
+              <w:t>一滴落下遮断光路</w:t>
+            </w:r>
+          </w:p>
+        </w:tc>
+        <w:tc>
+          <w:tcPr>
+            <w:tcW w:type="dxa" w:w="2835"/>
             <w:vAlign w:val="center"/>
             <w:shd w:val="clear" w:color="auto" w:fill="F2F5F9"/>
           </w:tcPr>
@@ -6965,13 +7152,13 @@
                 <w:b w:val="0"/>
                 <w:sz w:val="17"/>
               </w:rPr>
-              <w:t>USART2（PA2/PA3，115200）</w:t>
-            </w:r>
-          </w:p>
-        </w:tc>
-        <w:tc>
-          <w:tcPr>
-            <w:tcW w:type="dxa" w:w="3969"/>
+              <w:t>电平翻转一次</w:t>
+            </w:r>
+          </w:p>
+        </w:tc>
+        <w:tc>
+          <w:tcPr>
+            <w:tcW w:type="dxa" w:w="4422"/>
             <w:vAlign w:val="center"/>
             <w:shd w:val="clear" w:color="auto" w:fill="F2F5F9"/>
           </w:tcPr>
@@ -6986,7 +7173,7 @@
                 <w:b w:val="0"/>
                 <w:sz w:val="17"/>
               </w:rPr>
-              <w:t>AT 指令 + 数据</w:t>
+              <w:t>一次完整跳变算一滴</w:t>
             </w:r>
           </w:p>
         </w:tc>
@@ -6997,7 +7184,7 @@
         </w:trPr>
         <w:tc>
           <w:tcPr>
-            <w:tcW w:type="dxa" w:w="1928"/>
+            <w:tcW w:type="dxa" w:w="2381"/>
             <w:vAlign w:val="center"/>
           </w:tcPr>
           <w:p>
@@ -7011,13 +7198,13 @@
                 <w:b/>
                 <w:sz w:val="17"/>
               </w:rPr>
-              <w:t>ESP32 → 手机</w:t>
-            </w:r>
-          </w:p>
-        </w:tc>
-        <w:tc>
-          <w:tcPr>
-            <w:tcW w:type="dxa" w:w="3742"/>
+              <w:t>连续成线（流速很快）</w:t>
+            </w:r>
+          </w:p>
+        </w:tc>
+        <w:tc>
+          <w:tcPr>
+            <w:tcW w:type="dxa" w:w="2835"/>
             <w:vAlign w:val="center"/>
           </w:tcPr>
           <w:p>
@@ -7031,13 +7218,13 @@
                 <w:b w:val="0"/>
                 <w:sz w:val="17"/>
               </w:rPr>
-              <w:t>AP 热点（SSID: InfusionMonitor）</w:t>
-            </w:r>
-          </w:p>
-        </w:tc>
-        <w:tc>
-          <w:tcPr>
-            <w:tcW w:type="dxa" w:w="3969"/>
+              <w:t>长期停在翻转态</w:t>
+            </w:r>
+          </w:p>
+        </w:tc>
+        <w:tc>
+          <w:tcPr>
+            <w:tcW w:type="dxa" w:w="4422"/>
             <w:vAlign w:val="center"/>
           </w:tcPr>
           <w:p>
@@ -7051,7 +7238,7 @@
                 <w:b w:val="0"/>
                 <w:sz w:val="17"/>
               </w:rPr>
-              <w:t>手机连热点，不需要路由器</w:t>
+              <w:t>★ 物理上就没有离散滴，数不到 —— 原理性局限，必须写进报告</w:t>
             </w:r>
           </w:p>
         </w:tc>
@@ -7062,7 +7249,7 @@
         </w:trPr>
         <w:tc>
           <w:tcPr>
-            <w:tcW w:type="dxa" w:w="1928"/>
+            <w:tcW w:type="dxa" w:w="2381"/>
             <w:vAlign w:val="center"/>
             <w:shd w:val="clear" w:color="auto" w:fill="F2F5F9"/>
           </w:tcPr>
@@ -7077,13 +7264,13 @@
                 <w:b/>
                 <w:sz w:val="17"/>
               </w:rPr>
-              <w:t>手机 → STM32</w:t>
-            </w:r>
-          </w:p>
-        </w:tc>
-        <w:tc>
-          <w:tcPr>
-            <w:tcW w:type="dxa" w:w="3742"/>
+              <w:t>环境光直射</w:t>
+            </w:r>
+          </w:p>
+        </w:tc>
+        <w:tc>
+          <w:tcPr>
+            <w:tcW w:type="dxa" w:w="2835"/>
             <w:vAlign w:val="center"/>
             <w:shd w:val="clear" w:color="auto" w:fill="F2F5F9"/>
           </w:tcPr>
@@ -7098,13 +7285,13 @@
                 <w:b w:val="0"/>
                 <w:sz w:val="17"/>
               </w:rPr>
-              <w:t>HTTP GET http://192.168.4.1/</w:t>
-            </w:r>
-          </w:p>
-        </w:tc>
-        <w:tc>
-          <w:tcPr>
-            <w:tcW w:type="dxa" w:w="3969"/>
+              <w:t>随机跳变</w:t>
+            </w:r>
+          </w:p>
+        </w:tc>
+        <w:tc>
+          <w:tcPr>
+            <w:tcW w:type="dxa" w:w="4422"/>
             <w:vAlign w:val="center"/>
             <w:shd w:val="clear" w:color="auto" w:fill="F2F5F9"/>
           </w:tcPr>
@@ -7119,97 +7306,18 @@
                 <w:b w:val="0"/>
                 <w:sz w:val="17"/>
               </w:rPr>
-              <w:t>浏览器发出，ESP32 转发给 STM32（+IPD 事件）</w:t>
-            </w:r>
-          </w:p>
-        </w:tc>
-      </w:tr>
-      <w:tr>
-        <w:trPr>
-          <w:cantSplit w:val="true"/>
-        </w:trPr>
-        <w:tc>
-          <w:tcPr>
-            <w:tcW w:type="dxa" w:w="1928"/>
-            <w:vAlign w:val="center"/>
-          </w:tcPr>
-          <w:p>
-            <w:pPr>
-              <w:spacing w:after="0" w:before="0" w:line="264" w:lineRule="auto"/>
-              <w:jc w:val="left"/>
-            </w:pPr>
-            <w:r>
-              <w:rPr>
-                <w:rFonts w:ascii="Calibri" w:hAnsi="Calibri" w:eastAsia="宋体"/>
-                <w:b/>
-                <w:sz w:val="17"/>
-              </w:rPr>
-              <w:t>STM32 → 手机</w:t>
-            </w:r>
-          </w:p>
-        </w:tc>
-        <w:tc>
-          <w:tcPr>
-            <w:tcW w:type="dxa" w:w="3742"/>
-            <w:vAlign w:val="center"/>
-          </w:tcPr>
-          <w:p>
-            <w:pPr>
-              <w:spacing w:after="0" w:before="0" w:line="264" w:lineRule="auto"/>
-              <w:jc w:val="left"/>
-            </w:pPr>
-            <w:r>
-              <w:rPr>
-                <w:rFonts w:ascii="Calibri" w:hAnsi="Calibri" w:eastAsia="宋体"/>
-                <w:b w:val="0"/>
-                <w:sz w:val="17"/>
-              </w:rPr>
-              <w:t>HTTP 200 + 一张固定 HTML 页</w:t>
-            </w:r>
-          </w:p>
-        </w:tc>
-        <w:tc>
-          <w:tcPr>
-            <w:tcW w:type="dxa" w:w="3969"/>
-            <w:vAlign w:val="center"/>
-          </w:tcPr>
-          <w:p>
-            <w:pPr>
-              <w:spacing w:after="0" w:before="0" w:line="264" w:lineRule="auto"/>
-              <w:jc w:val="left"/>
-            </w:pPr>
-            <w:r>
-              <w:rPr>
-                <w:rFonts w:ascii="Calibri" w:hAnsi="Calibri" w:eastAsia="宋体"/>
-                <w:b w:val="0"/>
-                <w:sz w:val="17"/>
-              </w:rPr>
-              <w:t>数值写进页面，Connection: close</w:t>
+              <w:t>★ 必须加遮光罩，否则读数全是噪声</w:t>
             </w:r>
           </w:p>
         </w:tc>
       </w:tr>
     </w:tbl>
-    <w:p>
-      <w:pPr>
-        <w:spacing w:after="80" w:before="40"/>
-      </w:pPr>
-      <w:r>
-        <w:rPr>
-          <w:rFonts w:ascii="Calibri" w:hAnsi="Calibri" w:eastAsia="宋体"/>
-          <w:b w:val="0"/>
-          <w:color w:val="606B75"/>
-          <w:sz w:val="18"/>
-        </w:rPr>
-        <w:t>手机连上热点后，浏览器打开 http://192.168.4.1/ ，页面每 2 秒自动刷新一次。</w:t>
-      </w:r>
-    </w:p>
     <w:p>
       <w:pPr>
         <w:pStyle w:val="Heading2"/>
       </w:pPr>
       <w:r>
-        <w:t>6.2 分步验证（每步都有判据，不要一次做完）</w:t>
+        <w:t>6.2 验证步骤</w:t>
       </w:r>
     </w:p>
     <w:tbl>
@@ -7237,8 +7345,8 @@
       </w:tblPr>
       <w:tblGrid>
         <w:gridCol w:w="510"/>
-        <w:gridCol w:w="4536"/>
-        <w:gridCol w:w="4479"/>
+        <w:gridCol w:w="4762"/>
+        <w:gridCol w:w="4252"/>
       </w:tblGrid>
       <w:tr>
         <w:trPr>
@@ -7269,7 +7377,7 @@
         </w:tc>
         <w:tc>
           <w:tcPr>
-            <w:tcW w:type="dxa" w:w="4535"/>
+            <w:tcW w:type="dxa" w:w="4762"/>
             <w:vAlign w:val="center"/>
             <w:shd w:val="clear" w:color="auto" w:fill="1F3B60"/>
           </w:tcPr>
@@ -7291,7 +7399,7 @@
         </w:tc>
         <w:tc>
           <w:tcPr>
-            <w:tcW w:type="dxa" w:w="4479"/>
+            <w:tcW w:type="dxa" w:w="4252"/>
             <w:vAlign w:val="center"/>
             <w:shd w:val="clear" w:color="auto" w:fill="1F3B60"/>
           </w:tcPr>
@@ -7338,7 +7446,7 @@
         </w:tc>
         <w:tc>
           <w:tcPr>
-            <w:tcW w:type="dxa" w:w="4535"/>
+            <w:tcW w:type="dxa" w:w="4762"/>
             <w:vAlign w:val="center"/>
           </w:tcPr>
           <w:p>
@@ -7352,13 +7460,13 @@
                 <w:b w:val="0"/>
                 <w:sz w:val="16"/>
               </w:rPr>
-              <w:t>STM32 发 AT，ESP32 回 OK</w:t>
-            </w:r>
-          </w:p>
-        </w:tc>
-        <w:tc>
-          <w:tcPr>
-            <w:tcW w:type="dxa" w:w="4479"/>
+              <w:t>无遮挡、手挡各测一次，记录两种状态的电平</w:t>
+            </w:r>
+          </w:p>
+        </w:tc>
+        <w:tc>
+          <w:tcPr>
+            <w:tcW w:type="dxa" w:w="4252"/>
             <w:vAlign w:val="center"/>
           </w:tcPr>
           <w:p>
@@ -7372,7 +7480,7 @@
                 <w:b w:val="0"/>
                 <w:sz w:val="16"/>
               </w:rPr>
-              <w:t>串口看到 OK</w:t>
+              <w:t>能明确区分"通光 / 遮光"</w:t>
             </w:r>
           </w:p>
         </w:tc>
@@ -7404,7 +7512,7 @@
         </w:tc>
         <w:tc>
           <w:tcPr>
-            <w:tcW w:type="dxa" w:w="4535"/>
+            <w:tcW w:type="dxa" w:w="4762"/>
             <w:vAlign w:val="center"/>
             <w:shd w:val="clear" w:color="auto" w:fill="F2F5F9"/>
           </w:tcPr>
@@ -7419,13 +7527,13 @@
                 <w:b w:val="0"/>
                 <w:sz w:val="16"/>
               </w:rPr>
-              <w:t>配置 AP：AT+CWMODE=2 / AT+CWSAP</w:t>
-            </w:r>
-          </w:p>
-        </w:tc>
-        <w:tc>
-          <w:tcPr>
-            <w:tcW w:type="dxa" w:w="4479"/>
+              <w:t>秒表 + 手动挤压滴壶，人工造 20 滴</w:t>
+            </w:r>
+          </w:p>
+        </w:tc>
+        <w:tc>
+          <w:tcPr>
+            <w:tcW w:type="dxa" w:w="4252"/>
             <w:vAlign w:val="center"/>
             <w:shd w:val="clear" w:color="auto" w:fill="F2F5F9"/>
           </w:tcPr>
@@ -7440,7 +7548,7 @@
                 <w:b w:val="0"/>
                 <w:sz w:val="16"/>
               </w:rPr>
-              <w:t>手机能搜到热点并连上</w:t>
+              <w:t>中断计数 = 20</w:t>
             </w:r>
           </w:p>
         </w:tc>
@@ -7471,7 +7579,7 @@
         </w:tc>
         <w:tc>
           <w:tcPr>
-            <w:tcW w:type="dxa" w:w="4535"/>
+            <w:tcW w:type="dxa" w:w="4762"/>
             <w:vAlign w:val="center"/>
           </w:tcPr>
           <w:p>
@@ -7485,13 +7593,13 @@
                 <w:b w:val="0"/>
                 <w:sz w:val="16"/>
               </w:rPr>
-              <w:t>AT+CIPMUX=1 + AT+CIPSERVER=1,80</w:t>
-            </w:r>
-          </w:p>
-        </w:tc>
-        <w:tc>
-          <w:tcPr>
-            <w:tcW w:type="dxa" w:w="4479"/>
+              <w:t>连续 60 秒计数，换算滴/min</w:t>
+            </w:r>
+          </w:p>
+        </w:tc>
+        <w:tc>
+          <w:tcPr>
+            <w:tcW w:type="dxa" w:w="4252"/>
             <w:vAlign w:val="center"/>
           </w:tcPr>
           <w:p>
@@ -7505,7 +7613,7 @@
                 <w:b w:val="0"/>
                 <w:sz w:val="16"/>
               </w:rPr>
-              <w:t>两条都回 OK</w:t>
+              <w:t>与人工数的一致（±1 滴）</w:t>
             </w:r>
           </w:p>
         </w:tc>
@@ -7537,7 +7645,7 @@
         </w:tc>
         <w:tc>
           <w:tcPr>
-            <w:tcW w:type="dxa" w:w="4535"/>
+            <w:tcW w:type="dxa" w:w="4762"/>
             <w:vAlign w:val="center"/>
             <w:shd w:val="clear" w:color="auto" w:fill="F2F5F9"/>
           </w:tcPr>
@@ -7552,13 +7660,13 @@
                 <w:b w:val="0"/>
                 <w:sz w:val="16"/>
               </w:rPr>
-              <w:t>手机浏览器访问 192.168.4.1</w:t>
-            </w:r>
-          </w:p>
-        </w:tc>
-        <w:tc>
-          <w:tcPr>
-            <w:tcW w:type="dxa" w:w="4479"/>
+              <w:t>调到约 60 滴/min，连续 3 分钟</w:t>
+            </w:r>
+          </w:p>
+        </w:tc>
+        <w:tc>
+          <w:tcPr>
+            <w:tcW w:type="dxa" w:w="4252"/>
             <w:vAlign w:val="center"/>
             <w:shd w:val="clear" w:color="auto" w:fill="F2F5F9"/>
           </w:tcPr>
@@ -7573,7 +7681,7 @@
                 <w:b w:val="0"/>
                 <w:sz w:val="16"/>
               </w:rPr>
-              <w:t>串口出现 +IPD 事件（哪怕页面还没做）</w:t>
+              <w:t>每分钟读数波动 ≤ ±3 滴/min</w:t>
             </w:r>
           </w:p>
         </w:tc>
@@ -7604,7 +7712,7 @@
         </w:tc>
         <w:tc>
           <w:tcPr>
-            <w:tcW w:type="dxa" w:w="4535"/>
+            <w:tcW w:type="dxa" w:w="4762"/>
             <w:vAlign w:val="center"/>
           </w:tcPr>
           <w:p>
@@ -7618,13 +7726,13 @@
                 <w:b w:val="0"/>
                 <w:sz w:val="16"/>
               </w:rPr>
-              <w:t>STM32 回固定 HTML（写死一句"hello 502"）</w:t>
-            </w:r>
-          </w:p>
-        </w:tc>
-        <w:tc>
-          <w:tcPr>
-            <w:tcW w:type="dxa" w:w="4479"/>
+              <w:t>手机手电筒直射滴壶</w:t>
+            </w:r>
+          </w:p>
+        </w:tc>
+        <w:tc>
+          <w:tcPr>
+            <w:tcW w:type="dxa" w:w="4252"/>
             <w:vAlign w:val="center"/>
           </w:tcPr>
           <w:p>
@@ -7638,7 +7746,7 @@
                 <w:b w:val="0"/>
                 <w:sz w:val="16"/>
               </w:rPr>
-              <w:t>手机看到这句话</w:t>
+              <w:t>加了遮光罩后误计数 = 0</w:t>
             </w:r>
           </w:p>
         </w:tc>
@@ -7670,7 +7778,7 @@
         </w:tc>
         <w:tc>
           <w:tcPr>
-            <w:tcW w:type="dxa" w:w="4535"/>
+            <w:tcW w:type="dxa" w:w="4762"/>
             <w:vAlign w:val="center"/>
             <w:shd w:val="clear" w:color="auto" w:fill="F2F5F9"/>
           </w:tcPr>
@@ -7685,13 +7793,13 @@
                 <w:b w:val="0"/>
                 <w:sz w:val="16"/>
               </w:rPr>
-              <w:t>把温度/重量填进 HTML</w:t>
-            </w:r>
-          </w:p>
-        </w:tc>
-        <w:tc>
-          <w:tcPr>
-            <w:tcW w:type="dxa" w:w="4479"/>
+              <w:t>夹住管路断流</w:t>
+            </w:r>
+          </w:p>
+        </w:tc>
+        <w:tc>
+          <w:tcPr>
+            <w:tcW w:type="dxa" w:w="4252"/>
             <w:vAlign w:val="center"/>
             <w:shd w:val="clear" w:color="auto" w:fill="F2F5F9"/>
           </w:tcPr>
@@ -7706,205 +7814,7 @@
                 <w:b w:val="0"/>
                 <w:sz w:val="16"/>
               </w:rPr>
-              <w:t>页面数值与 OLED 一致</w:t>
-            </w:r>
-          </w:p>
-        </w:tc>
-      </w:tr>
-      <w:tr>
-        <w:trPr>
-          <w:cantSplit w:val="true"/>
-        </w:trPr>
-        <w:tc>
-          <w:tcPr>
-            <w:tcW w:type="dxa" w:w="510"/>
-            <w:vAlign w:val="center"/>
-          </w:tcPr>
-          <w:p>
-            <w:pPr>
-              <w:spacing w:after="0" w:before="0" w:line="264" w:lineRule="auto"/>
-              <w:jc w:val="center"/>
-            </w:pPr>
-            <w:r>
-              <w:rPr>
-                <w:rFonts w:ascii="Calibri" w:hAnsi="Calibri" w:eastAsia="宋体"/>
-                <w:b w:val="0"/>
-                <w:sz w:val="16"/>
-              </w:rPr>
-              <w:t>7</w:t>
-            </w:r>
-          </w:p>
-        </w:tc>
-        <w:tc>
-          <w:tcPr>
-            <w:tcW w:type="dxa" w:w="4535"/>
-            <w:vAlign w:val="center"/>
-          </w:tcPr>
-          <w:p>
-            <w:pPr>
-              <w:spacing w:after="0" w:before="0" w:line="264" w:lineRule="auto"/>
-              <w:jc w:val="left"/>
-            </w:pPr>
-            <w:r>
-              <w:rPr>
-                <w:rFonts w:ascii="Calibri" w:hAnsi="Calibri" w:eastAsia="宋体"/>
-                <w:b w:val="0"/>
-                <w:sz w:val="16"/>
-              </w:rPr>
-              <w:t>加 meta refresh 2 秒自动刷新</w:t>
-            </w:r>
-          </w:p>
-        </w:tc>
-        <w:tc>
-          <w:tcPr>
-            <w:tcW w:type="dxa" w:w="4479"/>
-            <w:vAlign w:val="center"/>
-          </w:tcPr>
-          <w:p>
-            <w:pPr>
-              <w:spacing w:after="0" w:before="0" w:line="264" w:lineRule="auto"/>
-              <w:jc w:val="left"/>
-            </w:pPr>
-            <w:r>
-              <w:rPr>
-                <w:rFonts w:ascii="Calibri" w:hAnsi="Calibri" w:eastAsia="宋体"/>
-                <w:b w:val="0"/>
-                <w:sz w:val="16"/>
-              </w:rPr>
-              <w:t>页面自己刷新，数值跟着变</w:t>
-            </w:r>
-          </w:p>
-        </w:tc>
-      </w:tr>
-      <w:tr>
-        <w:trPr>
-          <w:cantSplit w:val="true"/>
-        </w:trPr>
-        <w:tc>
-          <w:tcPr>
-            <w:tcW w:type="dxa" w:w="510"/>
-            <w:vAlign w:val="center"/>
-            <w:shd w:val="clear" w:color="auto" w:fill="F2F5F9"/>
-          </w:tcPr>
-          <w:p>
-            <w:pPr>
-              <w:spacing w:after="0" w:before="0" w:line="264" w:lineRule="auto"/>
-              <w:jc w:val="center"/>
-            </w:pPr>
-            <w:r>
-              <w:rPr>
-                <w:rFonts w:ascii="Calibri" w:hAnsi="Calibri" w:eastAsia="宋体"/>
-                <w:b w:val="0"/>
-                <w:sz w:val="16"/>
-              </w:rPr>
-              <w:t>8</w:t>
-            </w:r>
-          </w:p>
-        </w:tc>
-        <w:tc>
-          <w:tcPr>
-            <w:tcW w:type="dxa" w:w="4535"/>
-            <w:vAlign w:val="center"/>
-            <w:shd w:val="clear" w:color="auto" w:fill="F2F5F9"/>
-          </w:tcPr>
-          <w:p>
-            <w:pPr>
-              <w:spacing w:after="0" w:before="0" w:line="264" w:lineRule="auto"/>
-              <w:jc w:val="left"/>
-            </w:pPr>
-            <w:r>
-              <w:rPr>
-                <w:rFonts w:ascii="Calibri" w:hAnsi="Calibri" w:eastAsia="宋体"/>
-                <w:b w:val="0"/>
-                <w:sz w:val="16"/>
-              </w:rPr>
-              <w:t>手机反复刷新 10 分钟</w:t>
-            </w:r>
-          </w:p>
-        </w:tc>
-        <w:tc>
-          <w:tcPr>
-            <w:tcW w:type="dxa" w:w="4479"/>
-            <w:vAlign w:val="center"/>
-            <w:shd w:val="clear" w:color="auto" w:fill="F2F5F9"/>
-          </w:tcPr>
-          <w:p>
-            <w:pPr>
-              <w:spacing w:after="0" w:before="0" w:line="264" w:lineRule="auto"/>
-              <w:jc w:val="left"/>
-            </w:pPr>
-            <w:r>
-              <w:rPr>
-                <w:rFonts w:ascii="Calibri" w:hAnsi="Calibri" w:eastAsia="宋体"/>
-                <w:b w:val="0"/>
-                <w:sz w:val="16"/>
-              </w:rPr>
-              <w:t>不死机、ESP32 不掉线</w:t>
-            </w:r>
-          </w:p>
-        </w:tc>
-      </w:tr>
-      <w:tr>
-        <w:trPr>
-          <w:cantSplit w:val="true"/>
-        </w:trPr>
-        <w:tc>
-          <w:tcPr>
-            <w:tcW w:type="dxa" w:w="510"/>
-            <w:vAlign w:val="center"/>
-          </w:tcPr>
-          <w:p>
-            <w:pPr>
-              <w:spacing w:after="0" w:before="0" w:line="264" w:lineRule="auto"/>
-              <w:jc w:val="center"/>
-            </w:pPr>
-            <w:r>
-              <w:rPr>
-                <w:rFonts w:ascii="Calibri" w:hAnsi="Calibri" w:eastAsia="宋体"/>
-                <w:b w:val="0"/>
-                <w:sz w:val="16"/>
-              </w:rPr>
-              <w:t>9</w:t>
-            </w:r>
-          </w:p>
-        </w:tc>
-        <w:tc>
-          <w:tcPr>
-            <w:tcW w:type="dxa" w:w="4535"/>
-            <w:vAlign w:val="center"/>
-          </w:tcPr>
-          <w:p>
-            <w:pPr>
-              <w:spacing w:after="0" w:before="0" w:line="264" w:lineRule="auto"/>
-              <w:jc w:val="left"/>
-            </w:pPr>
-            <w:r>
-              <w:rPr>
-                <w:rFonts w:ascii="Calibri" w:hAnsi="Calibri" w:eastAsia="宋体"/>
-                <w:b w:val="0"/>
-                <w:sz w:val="16"/>
-              </w:rPr>
-              <w:t>断电重启整套</w:t>
-            </w:r>
-          </w:p>
-        </w:tc>
-        <w:tc>
-          <w:tcPr>
-            <w:tcW w:type="dxa" w:w="4479"/>
-            <w:vAlign w:val="center"/>
-          </w:tcPr>
-          <w:p>
-            <w:pPr>
-              <w:spacing w:after="0" w:before="0" w:line="264" w:lineRule="auto"/>
-              <w:jc w:val="left"/>
-            </w:pPr>
-            <w:r>
-              <w:rPr>
-                <w:rFonts w:ascii="Calibri" w:hAnsi="Calibri" w:eastAsia="宋体"/>
-                <w:b w:val="0"/>
-                <w:sz w:val="16"/>
-              </w:rPr>
-              <w:t>自动恢复热点与页面（不需要人工干预）</w:t>
+              <w:t>滴速显示 0，无假计数</w:t>
             </w:r>
           </w:p>
         </w:tc>
@@ -7950,7 +7860,7 @@
                 <w:color w:val="7F5F00"/>
                 <w:sz w:val="19"/>
               </w:rPr>
-              <w:t>手写 HTTP 的 4 个必踩坑（项目2 尚未实测，按经验预防）</w:t>
+              <w:t>三个容易糊弄、但答辩一定会问的点</w:t>
             </w:r>
           </w:p>
           <w:p>
@@ -7962,7 +7872,7 @@
                 <w:rFonts w:ascii="Calibri" w:hAnsi="Calibri" w:eastAsia="宋体"/>
                 <w:sz w:val="19"/>
               </w:rPr>
-              <w:t>① 浏览器可能同时开 2~6 条连接 —— 用 AT+CIPMUX=1 多连接模式，按 link id 分别回。</w:t>
+              <w:t>① 滴速 = 时间窗内滴数 × 60 ÷ 窗口秒数。窗口建议 10 秒：跟得上变化，也不至于抖。</w:t>
             </w:r>
           </w:p>
           <w:p>
@@ -7974,7 +7884,7 @@
                 <w:rFonts w:ascii="Calibri" w:hAnsi="Calibri" w:eastAsia="宋体"/>
                 <w:sz w:val="19"/>
               </w:rPr>
-              <w:t>② 浏览器会请求 /favicon.ico —— 随便回一张空图或 404，不能不理，否则连接挂住。</w:t>
+              <w:t>② 液滴"成线"时物理上不存在离散滴，任何光学方法都数不到 —— 报告里要如实写，别假装能测。</w:t>
             </w:r>
           </w:p>
           <w:p>
@@ -7986,19 +7896,7 @@
                 <w:rFonts w:ascii="Calibri" w:hAnsi="Calibri" w:eastAsia="宋体"/>
                 <w:sz w:val="19"/>
               </w:rPr>
-              <w:t>③ 必须带 Connection: close —— 否则浏览器保持长连接，STM32 的接收缓冲会被占死。</w:t>
-            </w:r>
-          </w:p>
-          <w:p>
-            <w:pPr>
-              <w:spacing w:after="20" w:line="276" w:lineRule="auto"/>
-            </w:pPr>
-            <w:r>
-              <w:rPr>
-                <w:rFonts w:ascii="Calibri" w:hAnsi="Calibri" w:eastAsia="宋体"/>
-                <w:sz w:val="19"/>
-              </w:rPr>
-              <w:t>④ Content-Length 必须和实际字节数一致 —— 少一个字节，页面就白屏。</w:t>
+              <w:t>③ 换算 ml/h 需要"每毫升多少滴"，输液器标称常见 20 滴/ml，但要以实物型号为准，别照抄。</w:t>
             </w:r>
           </w:p>
         </w:tc>
@@ -8014,7 +7912,1274 @@
         <w:pStyle w:val="Heading1"/>
       </w:pPr>
       <w:r>
-        <w:t>阶段 7 · 端到端联调 + 连续运行</w:t>
+        <w:t>阶段 7 · WiFi 与手机 App（约 1~2 天）</w:t>
+      </w:r>
+    </w:p>
+    <w:p>
+      <w:pPr>
+        <w:pStyle w:val="Heading2"/>
+      </w:pPr>
+      <w:r>
+        <w:t>7.1 链路是怎么走的</w:t>
+      </w:r>
+    </w:p>
+    <w:tbl>
+      <w:tblPr>
+        <w:tblStyle w:val="TableGrid"/>
+        <w:tblW w:type="auto" w:w="0"/>
+        <w:jc w:val="center"/>
+        <w:tblLook w:firstColumn="1" w:firstRow="1" w:lastColumn="0" w:lastRow="0" w:noHBand="0" w:noVBand="1" w:val="04A0"/>
+        <w:tblBorders>
+          <w:top w:val="single" w:sz="8" w:space="0" w:color="9AA7B4"/>
+          <w:left w:val="single" w:sz="8" w:space="0" w:color="9AA7B4"/>
+          <w:bottom w:val="single" w:sz="8" w:space="0" w:color="9AA7B4"/>
+          <w:right w:val="single" w:sz="8" w:space="0" w:color="9AA7B4"/>
+          <w:insideH w:val="single" w:sz="4" w:space="0" w:color="9AA7B4"/>
+          <w:insideV w:val="single" w:sz="4" w:space="0" w:color="9AA7B4"/>
+        </w:tblBorders>
+        <w:tblLayout w:type="fixed"/>
+        <w:tblCellMar>
+          <w:top w:w="40" w:type="dxa"/>
+          <w:left w:w="80" w:type="dxa"/>
+          <w:bottom w:w="40" w:type="dxa"/>
+          <w:right w:w="80" w:type="dxa"/>
+        </w:tblCellMar>
+        <w:tblLayout w:type="fixed"/>
+      </w:tblPr>
+      <w:tblGrid>
+        <w:gridCol w:w="1814"/>
+        <w:gridCol w:w="3855"/>
+        <w:gridCol w:w="3969"/>
+      </w:tblGrid>
+      <w:tr>
+        <w:trPr>
+          <w:tblHeader w:val="true"/>
+          <w:cantSplit w:val="true"/>
+        </w:trPr>
+        <w:tc>
+          <w:tcPr>
+            <w:tcW w:type="dxa" w:w="1814"/>
+            <w:vAlign w:val="center"/>
+            <w:shd w:val="clear" w:color="auto" w:fill="1F3B60"/>
+          </w:tcPr>
+          <w:p>
+            <w:pPr>
+              <w:spacing w:after="0" w:before="0"/>
+              <w:jc w:val="center"/>
+            </w:pPr>
+            <w:r>
+              <w:rPr>
+                <w:rFonts w:ascii="Calibri" w:hAnsi="Calibri" w:eastAsia="宋体"/>
+                <w:b/>
+                <w:color w:val="FFFFFF"/>
+                <w:sz w:val="17"/>
+              </w:rPr>
+              <w:t>环节</w:t>
+            </w:r>
+          </w:p>
+        </w:tc>
+        <w:tc>
+          <w:tcPr>
+            <w:tcW w:type="dxa" w:w="3855"/>
+            <w:vAlign w:val="center"/>
+            <w:shd w:val="clear" w:color="auto" w:fill="1F3B60"/>
+          </w:tcPr>
+          <w:p>
+            <w:pPr>
+              <w:spacing w:after="0" w:before="0"/>
+              <w:jc w:val="center"/>
+            </w:pPr>
+            <w:r>
+              <w:rPr>
+                <w:rFonts w:ascii="Calibri" w:hAnsi="Calibri" w:eastAsia="宋体"/>
+                <w:b/>
+                <w:color w:val="FFFFFF"/>
+                <w:sz w:val="17"/>
+              </w:rPr>
+              <w:t>用什么</w:t>
+            </w:r>
+          </w:p>
+        </w:tc>
+        <w:tc>
+          <w:tcPr>
+            <w:tcW w:type="dxa" w:w="3969"/>
+            <w:vAlign w:val="center"/>
+            <w:shd w:val="clear" w:color="auto" w:fill="1F3B60"/>
+          </w:tcPr>
+          <w:p>
+            <w:pPr>
+              <w:spacing w:after="0" w:before="0"/>
+              <w:jc w:val="center"/>
+            </w:pPr>
+            <w:r>
+              <w:rPr>
+                <w:rFonts w:ascii="Calibri" w:hAnsi="Calibri" w:eastAsia="宋体"/>
+                <w:b/>
+                <w:color w:val="FFFFFF"/>
+                <w:sz w:val="17"/>
+              </w:rPr>
+              <w:t>说明</w:t>
+            </w:r>
+          </w:p>
+        </w:tc>
+      </w:tr>
+      <w:tr>
+        <w:trPr>
+          <w:cantSplit w:val="true"/>
+        </w:trPr>
+        <w:tc>
+          <w:tcPr>
+            <w:tcW w:type="dxa" w:w="1814"/>
+            <w:vAlign w:val="center"/>
+          </w:tcPr>
+          <w:p>
+            <w:pPr>
+              <w:spacing w:after="0" w:before="0" w:line="264" w:lineRule="auto"/>
+              <w:jc w:val="left"/>
+            </w:pPr>
+            <w:r>
+              <w:rPr>
+                <w:rFonts w:ascii="Calibri" w:hAnsi="Calibri" w:eastAsia="宋体"/>
+                <w:b/>
+                <w:sz w:val="17"/>
+              </w:rPr>
+              <w:t>传感器 → STM32</w:t>
+            </w:r>
+          </w:p>
+        </w:tc>
+        <w:tc>
+          <w:tcPr>
+            <w:tcW w:type="dxa" w:w="3855"/>
+            <w:vAlign w:val="center"/>
+          </w:tcPr>
+          <w:p>
+            <w:pPr>
+              <w:spacing w:after="0" w:before="0" w:line="264" w:lineRule="auto"/>
+              <w:jc w:val="left"/>
+            </w:pPr>
+            <w:r>
+              <w:rPr>
+                <w:rFonts w:ascii="Calibri" w:hAnsi="Calibri" w:eastAsia="宋体"/>
+                <w:b w:val="0"/>
+                <w:sz w:val="17"/>
+              </w:rPr>
+              <w:t>DS18B20 / HX711 / 红外对射</w:t>
+            </w:r>
+          </w:p>
+        </w:tc>
+        <w:tc>
+          <w:tcPr>
+            <w:tcW w:type="dxa" w:w="3969"/>
+            <w:vAlign w:val="center"/>
+          </w:tcPr>
+          <w:p>
+            <w:pPr>
+              <w:spacing w:after="0" w:before="0" w:line="264" w:lineRule="auto"/>
+              <w:jc w:val="left"/>
+            </w:pPr>
+            <w:r>
+              <w:rPr>
+                <w:rFonts w:ascii="Calibri" w:hAnsi="Calibri" w:eastAsia="宋体"/>
+                <w:b w:val="0"/>
+                <w:sz w:val="17"/>
+              </w:rPr>
+              <w:t>采集温度、重量、滴速</w:t>
+            </w:r>
+          </w:p>
+        </w:tc>
+      </w:tr>
+      <w:tr>
+        <w:trPr>
+          <w:cantSplit w:val="true"/>
+        </w:trPr>
+        <w:tc>
+          <w:tcPr>
+            <w:tcW w:type="dxa" w:w="1814"/>
+            <w:vAlign w:val="center"/>
+            <w:shd w:val="clear" w:color="auto" w:fill="F2F5F9"/>
+          </w:tcPr>
+          <w:p>
+            <w:pPr>
+              <w:spacing w:after="0" w:before="0" w:line="264" w:lineRule="auto"/>
+              <w:jc w:val="left"/>
+            </w:pPr>
+            <w:r>
+              <w:rPr>
+                <w:rFonts w:ascii="Calibri" w:hAnsi="Calibri" w:eastAsia="宋体"/>
+                <w:b/>
+                <w:sz w:val="17"/>
+              </w:rPr>
+              <w:t>STM32 → ESP32</w:t>
+            </w:r>
+          </w:p>
+        </w:tc>
+        <w:tc>
+          <w:tcPr>
+            <w:tcW w:type="dxa" w:w="3855"/>
+            <w:vAlign w:val="center"/>
+            <w:shd w:val="clear" w:color="auto" w:fill="F2F5F9"/>
+          </w:tcPr>
+          <w:p>
+            <w:pPr>
+              <w:spacing w:after="0" w:before="0" w:line="264" w:lineRule="auto"/>
+              <w:jc w:val="left"/>
+            </w:pPr>
+            <w:r>
+              <w:rPr>
+                <w:rFonts w:ascii="Calibri" w:hAnsi="Calibri" w:eastAsia="宋体"/>
+                <w:b w:val="0"/>
+                <w:sz w:val="17"/>
+              </w:rPr>
+              <w:t>USART2（PA2/PA3，115200）</w:t>
+            </w:r>
+          </w:p>
+        </w:tc>
+        <w:tc>
+          <w:tcPr>
+            <w:tcW w:type="dxa" w:w="3969"/>
+            <w:vAlign w:val="center"/>
+            <w:shd w:val="clear" w:color="auto" w:fill="F2F5F9"/>
+          </w:tcPr>
+          <w:p>
+            <w:pPr>
+              <w:spacing w:after="0" w:before="0" w:line="264" w:lineRule="auto"/>
+              <w:jc w:val="left"/>
+            </w:pPr>
+            <w:r>
+              <w:rPr>
+                <w:rFonts w:ascii="Calibri" w:hAnsi="Calibri" w:eastAsia="宋体"/>
+                <w:b w:val="0"/>
+                <w:sz w:val="17"/>
+              </w:rPr>
+              <w:t>AT 指令 + 数据帧</w:t>
+            </w:r>
+          </w:p>
+        </w:tc>
+      </w:tr>
+      <w:tr>
+        <w:trPr>
+          <w:cantSplit w:val="true"/>
+        </w:trPr>
+        <w:tc>
+          <w:tcPr>
+            <w:tcW w:type="dxa" w:w="1814"/>
+            <w:vAlign w:val="center"/>
+          </w:tcPr>
+          <w:p>
+            <w:pPr>
+              <w:spacing w:after="0" w:before="0" w:line="264" w:lineRule="auto"/>
+              <w:jc w:val="left"/>
+            </w:pPr>
+            <w:r>
+              <w:rPr>
+                <w:rFonts w:ascii="Calibri" w:hAnsi="Calibri" w:eastAsia="宋体"/>
+                <w:b/>
+                <w:sz w:val="17"/>
+              </w:rPr>
+              <w:t>ESP32 → 手机</w:t>
+            </w:r>
+          </w:p>
+        </w:tc>
+        <w:tc>
+          <w:tcPr>
+            <w:tcW w:type="dxa" w:w="3855"/>
+            <w:vAlign w:val="center"/>
+          </w:tcPr>
+          <w:p>
+            <w:pPr>
+              <w:spacing w:after="0" w:before="0" w:line="264" w:lineRule="auto"/>
+              <w:jc w:val="left"/>
+            </w:pPr>
+            <w:r>
+              <w:rPr>
+                <w:rFonts w:ascii="Calibri" w:hAnsi="Calibri" w:eastAsia="宋体"/>
+                <w:b w:val="0"/>
+                <w:sz w:val="17"/>
+              </w:rPr>
+              <w:t>ESP32 做 TCP Server（AP 或 STA），手机连同一热点</w:t>
+            </w:r>
+          </w:p>
+        </w:tc>
+        <w:tc>
+          <w:tcPr>
+            <w:tcW w:type="dxa" w:w="3969"/>
+            <w:vAlign w:val="center"/>
+          </w:tcPr>
+          <w:p>
+            <w:pPr>
+              <w:spacing w:after="0" w:before="0" w:line="264" w:lineRule="auto"/>
+              <w:jc w:val="left"/>
+            </w:pPr>
+            <w:r>
+              <w:rPr>
+                <w:rFonts w:ascii="Calibri" w:hAnsi="Calibri" w:eastAsia="宋体"/>
+                <w:b w:val="0"/>
+                <w:sz w:val="17"/>
+              </w:rPr>
+              <w:t>★ 不用路由器也能演示</w:t>
+            </w:r>
+          </w:p>
+        </w:tc>
+      </w:tr>
+      <w:tr>
+        <w:trPr>
+          <w:cantSplit w:val="true"/>
+        </w:trPr>
+        <w:tc>
+          <w:tcPr>
+            <w:tcW w:type="dxa" w:w="1814"/>
+            <w:vAlign w:val="center"/>
+            <w:shd w:val="clear" w:color="auto" w:fill="F2F5F9"/>
+          </w:tcPr>
+          <w:p>
+            <w:pPr>
+              <w:spacing w:after="0" w:before="0" w:line="264" w:lineRule="auto"/>
+              <w:jc w:val="left"/>
+            </w:pPr>
+            <w:r>
+              <w:rPr>
+                <w:rFonts w:ascii="Calibri" w:hAnsi="Calibri" w:eastAsia="宋体"/>
+                <w:b/>
+                <w:sz w:val="17"/>
+              </w:rPr>
+              <w:t>手机 → ESP32</w:t>
+            </w:r>
+          </w:p>
+        </w:tc>
+        <w:tc>
+          <w:tcPr>
+            <w:tcW w:type="dxa" w:w="3855"/>
+            <w:vAlign w:val="center"/>
+            <w:shd w:val="clear" w:color="auto" w:fill="F2F5F9"/>
+          </w:tcPr>
+          <w:p>
+            <w:pPr>
+              <w:spacing w:after="0" w:before="0" w:line="264" w:lineRule="auto"/>
+              <w:jc w:val="left"/>
+            </w:pPr>
+            <w:r>
+              <w:rPr>
+                <w:rFonts w:ascii="Calibri" w:hAnsi="Calibri" w:eastAsia="宋体"/>
+                <w:b w:val="0"/>
+                <w:sz w:val="17"/>
+              </w:rPr>
+              <w:t>App 建立 TCP 连接，发一条握手/查询</w:t>
+            </w:r>
+          </w:p>
+        </w:tc>
+        <w:tc>
+          <w:tcPr>
+            <w:tcW w:type="dxa" w:w="3969"/>
+            <w:vAlign w:val="center"/>
+            <w:shd w:val="clear" w:color="auto" w:fill="F2F5F9"/>
+          </w:tcPr>
+          <w:p>
+            <w:pPr>
+              <w:spacing w:after="0" w:before="0" w:line="264" w:lineRule="auto"/>
+              <w:jc w:val="left"/>
+            </w:pPr>
+            <w:r>
+              <w:rPr>
+                <w:rFonts w:ascii="Calibri" w:hAnsi="Calibri" w:eastAsia="宋体"/>
+                <w:b w:val="0"/>
+                <w:sz w:val="17"/>
+              </w:rPr>
+              <w:t>ESP32 回 +IPD 事件给 STM32</w:t>
+            </w:r>
+          </w:p>
+        </w:tc>
+      </w:tr>
+      <w:tr>
+        <w:trPr>
+          <w:cantSplit w:val="true"/>
+        </w:trPr>
+        <w:tc>
+          <w:tcPr>
+            <w:tcW w:type="dxa" w:w="1814"/>
+            <w:vAlign w:val="center"/>
+          </w:tcPr>
+          <w:p>
+            <w:pPr>
+              <w:spacing w:after="0" w:before="0" w:line="264" w:lineRule="auto"/>
+              <w:jc w:val="left"/>
+            </w:pPr>
+            <w:r>
+              <w:rPr>
+                <w:rFonts w:ascii="Calibri" w:hAnsi="Calibri" w:eastAsia="宋体"/>
+                <w:b/>
+                <w:sz w:val="17"/>
+              </w:rPr>
+              <w:t>STM32 → 手机</w:t>
+            </w:r>
+          </w:p>
+        </w:tc>
+        <w:tc>
+          <w:tcPr>
+            <w:tcW w:type="dxa" w:w="3855"/>
+            <w:vAlign w:val="center"/>
+          </w:tcPr>
+          <w:p>
+            <w:pPr>
+              <w:spacing w:after="0" w:before="0" w:line="264" w:lineRule="auto"/>
+              <w:jc w:val="left"/>
+            </w:pPr>
+            <w:r>
+              <w:rPr>
+                <w:rFonts w:ascii="Calibri" w:hAnsi="Calibri" w:eastAsia="宋体"/>
+                <w:b w:val="0"/>
+                <w:sz w:val="17"/>
+              </w:rPr>
+              <w:t>自定义文本帧（如 T=36.5,W=480,D=60,S=0）</w:t>
+            </w:r>
+          </w:p>
+        </w:tc>
+        <w:tc>
+          <w:tcPr>
+            <w:tcW w:type="dxa" w:w="3969"/>
+            <w:vAlign w:val="center"/>
+          </w:tcPr>
+          <w:p>
+            <w:pPr>
+              <w:spacing w:after="0" w:before="0" w:line="264" w:lineRule="auto"/>
+              <w:jc w:val="left"/>
+            </w:pPr>
+            <w:r>
+              <w:rPr>
+                <w:rFonts w:ascii="Calibri" w:hAnsi="Calibri" w:eastAsia="宋体"/>
+                <w:b w:val="0"/>
+                <w:sz w:val="17"/>
+              </w:rPr>
+              <w:t>约 40 字节，App 按分隔符解析</w:t>
+            </w:r>
+          </w:p>
+        </w:tc>
+      </w:tr>
+    </w:tbl>
+    <w:p>
+      <w:pPr>
+        <w:spacing w:after="80" w:before="40"/>
+      </w:pPr>
+      <w:r>
+        <w:rPr>
+          <w:rFonts w:ascii="Calibri" w:hAnsi="Calibri" w:eastAsia="宋体"/>
+          <w:b w:val="0"/>
+          <w:color w:val="606B75"/>
+          <w:sz w:val="18"/>
+        </w:rPr>
+        <w:t>数据格式示例：T=36.5,W=480,D=60,S=0\n  （温度/重量/滴速/报警状态），App 按逗号与等号拆分。</w:t>
+      </w:r>
+    </w:p>
+    <w:p>
+      <w:pPr>
+        <w:pStyle w:val="Heading2"/>
+      </w:pPr>
+      <w:r>
+        <w:t>7.2 分步验证（每步都有判据，不要一次做完）</w:t>
+      </w:r>
+    </w:p>
+    <w:tbl>
+      <w:tblPr>
+        <w:tblStyle w:val="TableGrid"/>
+        <w:tblW w:type="auto" w:w="0"/>
+        <w:jc w:val="center"/>
+        <w:tblLook w:firstColumn="1" w:firstRow="1" w:lastColumn="0" w:lastRow="0" w:noHBand="0" w:noVBand="1" w:val="04A0"/>
+        <w:tblBorders>
+          <w:top w:val="single" w:sz="8" w:space="0" w:color="9AA7B4"/>
+          <w:left w:val="single" w:sz="8" w:space="0" w:color="9AA7B4"/>
+          <w:bottom w:val="single" w:sz="8" w:space="0" w:color="9AA7B4"/>
+          <w:right w:val="single" w:sz="8" w:space="0" w:color="9AA7B4"/>
+          <w:insideH w:val="single" w:sz="4" w:space="0" w:color="9AA7B4"/>
+          <w:insideV w:val="single" w:sz="4" w:space="0" w:color="9AA7B4"/>
+        </w:tblBorders>
+        <w:tblLayout w:type="fixed"/>
+        <w:tblCellMar>
+          <w:top w:w="40" w:type="dxa"/>
+          <w:left w:w="80" w:type="dxa"/>
+          <w:bottom w:w="40" w:type="dxa"/>
+          <w:right w:w="80" w:type="dxa"/>
+        </w:tblCellMar>
+        <w:tblLayout w:type="fixed"/>
+      </w:tblPr>
+      <w:tblGrid>
+        <w:gridCol w:w="510"/>
+        <w:gridCol w:w="4649"/>
+        <w:gridCol w:w="4365"/>
+      </w:tblGrid>
+      <w:tr>
+        <w:trPr>
+          <w:tblHeader w:val="true"/>
+          <w:cantSplit w:val="true"/>
+        </w:trPr>
+        <w:tc>
+          <w:tcPr>
+            <w:tcW w:type="dxa" w:w="510"/>
+            <w:vAlign w:val="center"/>
+            <w:shd w:val="clear" w:color="auto" w:fill="1F3B60"/>
+          </w:tcPr>
+          <w:p>
+            <w:pPr>
+              <w:spacing w:after="0" w:before="0"/>
+              <w:jc w:val="center"/>
+            </w:pPr>
+            <w:r>
+              <w:rPr>
+                <w:rFonts w:ascii="Calibri" w:hAnsi="Calibri" w:eastAsia="宋体"/>
+                <w:b/>
+                <w:color w:val="FFFFFF"/>
+                <w:sz w:val="16"/>
+              </w:rPr>
+              <w:t>步</w:t>
+            </w:r>
+          </w:p>
+        </w:tc>
+        <w:tc>
+          <w:tcPr>
+            <w:tcW w:type="dxa" w:w="4649"/>
+            <w:vAlign w:val="center"/>
+            <w:shd w:val="clear" w:color="auto" w:fill="1F3B60"/>
+          </w:tcPr>
+          <w:p>
+            <w:pPr>
+              <w:spacing w:after="0" w:before="0"/>
+              <w:jc w:val="center"/>
+            </w:pPr>
+            <w:r>
+              <w:rPr>
+                <w:rFonts w:ascii="Calibri" w:hAnsi="Calibri" w:eastAsia="宋体"/>
+                <w:b/>
+                <w:color w:val="FFFFFF"/>
+                <w:sz w:val="16"/>
+              </w:rPr>
+              <w:t>做</w:t>
+            </w:r>
+          </w:p>
+        </w:tc>
+        <w:tc>
+          <w:tcPr>
+            <w:tcW w:type="dxa" w:w="4365"/>
+            <w:vAlign w:val="center"/>
+            <w:shd w:val="clear" w:color="auto" w:fill="1F3B60"/>
+          </w:tcPr>
+          <w:p>
+            <w:pPr>
+              <w:spacing w:after="0" w:before="0"/>
+              <w:jc w:val="center"/>
+            </w:pPr>
+            <w:r>
+              <w:rPr>
+                <w:rFonts w:ascii="Calibri" w:hAnsi="Calibri" w:eastAsia="宋体"/>
+                <w:b/>
+                <w:color w:val="FFFFFF"/>
+                <w:sz w:val="16"/>
+              </w:rPr>
+              <w:t>判据</w:t>
+            </w:r>
+          </w:p>
+        </w:tc>
+      </w:tr>
+      <w:tr>
+        <w:trPr>
+          <w:cantSplit w:val="true"/>
+        </w:trPr>
+        <w:tc>
+          <w:tcPr>
+            <w:tcW w:type="dxa" w:w="510"/>
+            <w:vAlign w:val="center"/>
+          </w:tcPr>
+          <w:p>
+            <w:pPr>
+              <w:spacing w:after="0" w:before="0" w:line="264" w:lineRule="auto"/>
+              <w:jc w:val="center"/>
+            </w:pPr>
+            <w:r>
+              <w:rPr>
+                <w:rFonts w:ascii="Calibri" w:hAnsi="Calibri" w:eastAsia="宋体"/>
+                <w:b w:val="0"/>
+                <w:sz w:val="16"/>
+              </w:rPr>
+              <w:t>1</w:t>
+            </w:r>
+          </w:p>
+        </w:tc>
+        <w:tc>
+          <w:tcPr>
+            <w:tcW w:type="dxa" w:w="4649"/>
+            <w:vAlign w:val="center"/>
+          </w:tcPr>
+          <w:p>
+            <w:pPr>
+              <w:spacing w:after="0" w:before="0" w:line="264" w:lineRule="auto"/>
+              <w:jc w:val="left"/>
+            </w:pPr>
+            <w:r>
+              <w:rPr>
+                <w:rFonts w:ascii="Calibri" w:hAnsi="Calibri" w:eastAsia="宋体"/>
+                <w:b w:val="0"/>
+                <w:sz w:val="16"/>
+              </w:rPr>
+              <w:t>STM32 发 AT，ESP32 回 OK</w:t>
+            </w:r>
+          </w:p>
+        </w:tc>
+        <w:tc>
+          <w:tcPr>
+            <w:tcW w:type="dxa" w:w="4365"/>
+            <w:vAlign w:val="center"/>
+          </w:tcPr>
+          <w:p>
+            <w:pPr>
+              <w:spacing w:after="0" w:before="0" w:line="264" w:lineRule="auto"/>
+              <w:jc w:val="left"/>
+            </w:pPr>
+            <w:r>
+              <w:rPr>
+                <w:rFonts w:ascii="Calibri" w:hAnsi="Calibri" w:eastAsia="宋体"/>
+                <w:b w:val="0"/>
+                <w:sz w:val="16"/>
+              </w:rPr>
+              <w:t>串口看到 OK</w:t>
+            </w:r>
+          </w:p>
+        </w:tc>
+      </w:tr>
+      <w:tr>
+        <w:trPr>
+          <w:cantSplit w:val="true"/>
+        </w:trPr>
+        <w:tc>
+          <w:tcPr>
+            <w:tcW w:type="dxa" w:w="510"/>
+            <w:vAlign w:val="center"/>
+            <w:shd w:val="clear" w:color="auto" w:fill="F2F5F9"/>
+          </w:tcPr>
+          <w:p>
+            <w:pPr>
+              <w:spacing w:after="0" w:before="0" w:line="264" w:lineRule="auto"/>
+              <w:jc w:val="center"/>
+            </w:pPr>
+            <w:r>
+              <w:rPr>
+                <w:rFonts w:ascii="Calibri" w:hAnsi="Calibri" w:eastAsia="宋体"/>
+                <w:b w:val="0"/>
+                <w:sz w:val="16"/>
+              </w:rPr>
+              <w:t>2</w:t>
+            </w:r>
+          </w:p>
+        </w:tc>
+        <w:tc>
+          <w:tcPr>
+            <w:tcW w:type="dxa" w:w="4649"/>
+            <w:vAlign w:val="center"/>
+            <w:shd w:val="clear" w:color="auto" w:fill="F2F5F9"/>
+          </w:tcPr>
+          <w:p>
+            <w:pPr>
+              <w:spacing w:after="0" w:before="0" w:line="264" w:lineRule="auto"/>
+              <w:jc w:val="left"/>
+            </w:pPr>
+            <w:r>
+              <w:rPr>
+                <w:rFonts w:ascii="Calibri" w:hAnsi="Calibri" w:eastAsia="宋体"/>
+                <w:b w:val="0"/>
+                <w:sz w:val="16"/>
+              </w:rPr>
+              <w:t>配 AP：AT+CWMODE=2 + AT+CWSAP；或配 STA：AT+CWJAP 连手机热点</w:t>
+            </w:r>
+          </w:p>
+        </w:tc>
+        <w:tc>
+          <w:tcPr>
+            <w:tcW w:type="dxa" w:w="4365"/>
+            <w:vAlign w:val="center"/>
+            <w:shd w:val="clear" w:color="auto" w:fill="F2F5F9"/>
+          </w:tcPr>
+          <w:p>
+            <w:pPr>
+              <w:spacing w:after="0" w:before="0" w:line="264" w:lineRule="auto"/>
+              <w:jc w:val="left"/>
+            </w:pPr>
+            <w:r>
+              <w:rPr>
+                <w:rFonts w:ascii="Calibri" w:hAnsi="Calibri" w:eastAsia="宋体"/>
+                <w:b w:val="0"/>
+                <w:sz w:val="16"/>
+              </w:rPr>
+              <w:t>手机能连上，或 ESP32 拿到 IP</w:t>
+            </w:r>
+          </w:p>
+        </w:tc>
+      </w:tr>
+      <w:tr>
+        <w:trPr>
+          <w:cantSplit w:val="true"/>
+        </w:trPr>
+        <w:tc>
+          <w:tcPr>
+            <w:tcW w:type="dxa" w:w="510"/>
+            <w:vAlign w:val="center"/>
+          </w:tcPr>
+          <w:p>
+            <w:pPr>
+              <w:spacing w:after="0" w:before="0" w:line="264" w:lineRule="auto"/>
+              <w:jc w:val="center"/>
+            </w:pPr>
+            <w:r>
+              <w:rPr>
+                <w:rFonts w:ascii="Calibri" w:hAnsi="Calibri" w:eastAsia="宋体"/>
+                <w:b w:val="0"/>
+                <w:sz w:val="16"/>
+              </w:rPr>
+              <w:t>3</w:t>
+            </w:r>
+          </w:p>
+        </w:tc>
+        <w:tc>
+          <w:tcPr>
+            <w:tcW w:type="dxa" w:w="4649"/>
+            <w:vAlign w:val="center"/>
+          </w:tcPr>
+          <w:p>
+            <w:pPr>
+              <w:spacing w:after="0" w:before="0" w:line="264" w:lineRule="auto"/>
+              <w:jc w:val="left"/>
+            </w:pPr>
+            <w:r>
+              <w:rPr>
+                <w:rFonts w:ascii="Calibri" w:hAnsi="Calibri" w:eastAsia="宋体"/>
+                <w:b w:val="0"/>
+                <w:sz w:val="16"/>
+              </w:rPr>
+              <w:t>AT+CIPMUX=1 + AT+CIPSERVER=1,8080</w:t>
+            </w:r>
+          </w:p>
+        </w:tc>
+        <w:tc>
+          <w:tcPr>
+            <w:tcW w:type="dxa" w:w="4365"/>
+            <w:vAlign w:val="center"/>
+          </w:tcPr>
+          <w:p>
+            <w:pPr>
+              <w:spacing w:after="0" w:before="0" w:line="264" w:lineRule="auto"/>
+              <w:jc w:val="left"/>
+            </w:pPr>
+            <w:r>
+              <w:rPr>
+                <w:rFonts w:ascii="Calibri" w:hAnsi="Calibri" w:eastAsia="宋体"/>
+                <w:b w:val="0"/>
+                <w:sz w:val="16"/>
+              </w:rPr>
+              <w:t>两条都回 OK</w:t>
+            </w:r>
+          </w:p>
+        </w:tc>
+      </w:tr>
+      <w:tr>
+        <w:trPr>
+          <w:cantSplit w:val="true"/>
+        </w:trPr>
+        <w:tc>
+          <w:tcPr>
+            <w:tcW w:type="dxa" w:w="510"/>
+            <w:vAlign w:val="center"/>
+            <w:shd w:val="clear" w:color="auto" w:fill="F2F5F9"/>
+          </w:tcPr>
+          <w:p>
+            <w:pPr>
+              <w:spacing w:after="0" w:before="0" w:line="264" w:lineRule="auto"/>
+              <w:jc w:val="center"/>
+            </w:pPr>
+            <w:r>
+              <w:rPr>
+                <w:rFonts w:ascii="Calibri" w:hAnsi="Calibri" w:eastAsia="宋体"/>
+                <w:b w:val="0"/>
+                <w:sz w:val="16"/>
+              </w:rPr>
+              <w:t>4</w:t>
+            </w:r>
+          </w:p>
+        </w:tc>
+        <w:tc>
+          <w:tcPr>
+            <w:tcW w:type="dxa" w:w="4649"/>
+            <w:vAlign w:val="center"/>
+            <w:shd w:val="clear" w:color="auto" w:fill="F2F5F9"/>
+          </w:tcPr>
+          <w:p>
+            <w:pPr>
+              <w:spacing w:after="0" w:before="0" w:line="264" w:lineRule="auto"/>
+              <w:jc w:val="left"/>
+            </w:pPr>
+            <w:r>
+              <w:rPr>
+                <w:rFonts w:ascii="Calibri" w:hAnsi="Calibri" w:eastAsia="宋体"/>
+                <w:b w:val="0"/>
+                <w:sz w:val="16"/>
+              </w:rPr>
+              <w:t>用手机上的 TCP 调试 App 连 192.168.x.x:8080</w:t>
+            </w:r>
+          </w:p>
+        </w:tc>
+        <w:tc>
+          <w:tcPr>
+            <w:tcW w:type="dxa" w:w="4365"/>
+            <w:vAlign w:val="center"/>
+            <w:shd w:val="clear" w:color="auto" w:fill="F2F5F9"/>
+          </w:tcPr>
+          <w:p>
+            <w:pPr>
+              <w:spacing w:after="0" w:before="0" w:line="264" w:lineRule="auto"/>
+              <w:jc w:val="left"/>
+            </w:pPr>
+            <w:r>
+              <w:rPr>
+                <w:rFonts w:ascii="Calibri" w:hAnsi="Calibri" w:eastAsia="宋体"/>
+                <w:b w:val="0"/>
+                <w:sz w:val="16"/>
+              </w:rPr>
+              <w:t>串口出现 +IPD 事件</w:t>
+            </w:r>
+          </w:p>
+        </w:tc>
+      </w:tr>
+      <w:tr>
+        <w:trPr>
+          <w:cantSplit w:val="true"/>
+        </w:trPr>
+        <w:tc>
+          <w:tcPr>
+            <w:tcW w:type="dxa" w:w="510"/>
+            <w:vAlign w:val="center"/>
+          </w:tcPr>
+          <w:p>
+            <w:pPr>
+              <w:spacing w:after="0" w:before="0" w:line="264" w:lineRule="auto"/>
+              <w:jc w:val="center"/>
+            </w:pPr>
+            <w:r>
+              <w:rPr>
+                <w:rFonts w:ascii="Calibri" w:hAnsi="Calibri" w:eastAsia="宋体"/>
+                <w:b w:val="0"/>
+                <w:sz w:val="16"/>
+              </w:rPr>
+              <w:t>5</w:t>
+            </w:r>
+          </w:p>
+        </w:tc>
+        <w:tc>
+          <w:tcPr>
+            <w:tcW w:type="dxa" w:w="4649"/>
+            <w:vAlign w:val="center"/>
+          </w:tcPr>
+          <w:p>
+            <w:pPr>
+              <w:spacing w:after="0" w:before="0" w:line="264" w:lineRule="auto"/>
+              <w:jc w:val="left"/>
+            </w:pPr>
+            <w:r>
+              <w:rPr>
+                <w:rFonts w:ascii="Calibri" w:hAnsi="Calibri" w:eastAsia="宋体"/>
+                <w:b w:val="0"/>
+                <w:sz w:val="16"/>
+              </w:rPr>
+              <w:t>STM32 回一行固定字符串 "hello 502"</w:t>
+            </w:r>
+          </w:p>
+        </w:tc>
+        <w:tc>
+          <w:tcPr>
+            <w:tcW w:type="dxa" w:w="4365"/>
+            <w:vAlign w:val="center"/>
+          </w:tcPr>
+          <w:p>
+            <w:pPr>
+              <w:spacing w:after="0" w:before="0" w:line="264" w:lineRule="auto"/>
+              <w:jc w:val="left"/>
+            </w:pPr>
+            <w:r>
+              <w:rPr>
+                <w:rFonts w:ascii="Calibri" w:hAnsi="Calibri" w:eastAsia="宋体"/>
+                <w:b w:val="0"/>
+                <w:sz w:val="16"/>
+              </w:rPr>
+              <w:t>手机调试 App 里看到这行</w:t>
+            </w:r>
+          </w:p>
+        </w:tc>
+      </w:tr>
+      <w:tr>
+        <w:trPr>
+          <w:cantSplit w:val="true"/>
+        </w:trPr>
+        <w:tc>
+          <w:tcPr>
+            <w:tcW w:type="dxa" w:w="510"/>
+            <w:vAlign w:val="center"/>
+            <w:shd w:val="clear" w:color="auto" w:fill="F2F5F9"/>
+          </w:tcPr>
+          <w:p>
+            <w:pPr>
+              <w:spacing w:after="0" w:before="0" w:line="264" w:lineRule="auto"/>
+              <w:jc w:val="center"/>
+            </w:pPr>
+            <w:r>
+              <w:rPr>
+                <w:rFonts w:ascii="Calibri" w:hAnsi="Calibri" w:eastAsia="宋体"/>
+                <w:b w:val="0"/>
+                <w:sz w:val="16"/>
+              </w:rPr>
+              <w:t>6</w:t>
+            </w:r>
+          </w:p>
+        </w:tc>
+        <w:tc>
+          <w:tcPr>
+            <w:tcW w:type="dxa" w:w="4649"/>
+            <w:vAlign w:val="center"/>
+            <w:shd w:val="clear" w:color="auto" w:fill="F2F5F9"/>
+          </w:tcPr>
+          <w:p>
+            <w:pPr>
+              <w:spacing w:after="0" w:before="0" w:line="264" w:lineRule="auto"/>
+              <w:jc w:val="left"/>
+            </w:pPr>
+            <w:r>
+              <w:rPr>
+                <w:rFonts w:ascii="Calibri" w:hAnsi="Calibri" w:eastAsia="宋体"/>
+                <w:b w:val="0"/>
+                <w:sz w:val="16"/>
+              </w:rPr>
+              <w:t>填入真实数据帧</w:t>
+            </w:r>
+          </w:p>
+        </w:tc>
+        <w:tc>
+          <w:tcPr>
+            <w:tcW w:type="dxa" w:w="4365"/>
+            <w:vAlign w:val="center"/>
+            <w:shd w:val="clear" w:color="auto" w:fill="F2F5F9"/>
+          </w:tcPr>
+          <w:p>
+            <w:pPr>
+              <w:spacing w:after="0" w:before="0" w:line="264" w:lineRule="auto"/>
+              <w:jc w:val="left"/>
+            </w:pPr>
+            <w:r>
+              <w:rPr>
+                <w:rFonts w:ascii="Calibri" w:hAnsi="Calibri" w:eastAsia="宋体"/>
+                <w:b w:val="0"/>
+                <w:sz w:val="16"/>
+              </w:rPr>
+              <w:t>App 解析出的数值与 OLED 一致</w:t>
+            </w:r>
+          </w:p>
+        </w:tc>
+      </w:tr>
+      <w:tr>
+        <w:trPr>
+          <w:cantSplit w:val="true"/>
+        </w:trPr>
+        <w:tc>
+          <w:tcPr>
+            <w:tcW w:type="dxa" w:w="510"/>
+            <w:vAlign w:val="center"/>
+          </w:tcPr>
+          <w:p>
+            <w:pPr>
+              <w:spacing w:after="0" w:before="0" w:line="264" w:lineRule="auto"/>
+              <w:jc w:val="center"/>
+            </w:pPr>
+            <w:r>
+              <w:rPr>
+                <w:rFonts w:ascii="Calibri" w:hAnsi="Calibri" w:eastAsia="宋体"/>
+                <w:b w:val="0"/>
+                <w:sz w:val="16"/>
+              </w:rPr>
+              <w:t>7</w:t>
+            </w:r>
+          </w:p>
+        </w:tc>
+        <w:tc>
+          <w:tcPr>
+            <w:tcW w:type="dxa" w:w="4649"/>
+            <w:vAlign w:val="center"/>
+          </w:tcPr>
+          <w:p>
+            <w:pPr>
+              <w:spacing w:after="0" w:before="0" w:line="264" w:lineRule="auto"/>
+              <w:jc w:val="left"/>
+            </w:pPr>
+            <w:r>
+              <w:rPr>
+                <w:rFonts w:ascii="Calibri" w:hAnsi="Calibri" w:eastAsia="宋体"/>
+                <w:b w:val="0"/>
+                <w:sz w:val="16"/>
+              </w:rPr>
+              <w:t>App 连续收 10 分钟</w:t>
+            </w:r>
+          </w:p>
+        </w:tc>
+        <w:tc>
+          <w:tcPr>
+            <w:tcW w:type="dxa" w:w="4365"/>
+            <w:vAlign w:val="center"/>
+          </w:tcPr>
+          <w:p>
+            <w:pPr>
+              <w:spacing w:after="0" w:before="0" w:line="264" w:lineRule="auto"/>
+              <w:jc w:val="left"/>
+            </w:pPr>
+            <w:r>
+              <w:rPr>
+                <w:rFonts w:ascii="Calibri" w:hAnsi="Calibri" w:eastAsia="宋体"/>
+                <w:b w:val="0"/>
+                <w:sz w:val="16"/>
+              </w:rPr>
+              <w:t>不死机、无粘包错乱、ESP32 不掉线</w:t>
+            </w:r>
+          </w:p>
+        </w:tc>
+      </w:tr>
+      <w:tr>
+        <w:trPr>
+          <w:cantSplit w:val="true"/>
+        </w:trPr>
+        <w:tc>
+          <w:tcPr>
+            <w:tcW w:type="dxa" w:w="510"/>
+            <w:vAlign w:val="center"/>
+            <w:shd w:val="clear" w:color="auto" w:fill="F2F5F9"/>
+          </w:tcPr>
+          <w:p>
+            <w:pPr>
+              <w:spacing w:after="0" w:before="0" w:line="264" w:lineRule="auto"/>
+              <w:jc w:val="center"/>
+            </w:pPr>
+            <w:r>
+              <w:rPr>
+                <w:rFonts w:ascii="Calibri" w:hAnsi="Calibri" w:eastAsia="宋体"/>
+                <w:b w:val="0"/>
+                <w:sz w:val="16"/>
+              </w:rPr>
+              <w:t>8</w:t>
+            </w:r>
+          </w:p>
+        </w:tc>
+        <w:tc>
+          <w:tcPr>
+            <w:tcW w:type="dxa" w:w="4649"/>
+            <w:vAlign w:val="center"/>
+            <w:shd w:val="clear" w:color="auto" w:fill="F2F5F9"/>
+          </w:tcPr>
+          <w:p>
+            <w:pPr>
+              <w:spacing w:after="0" w:before="0" w:line="264" w:lineRule="auto"/>
+              <w:jc w:val="left"/>
+            </w:pPr>
+            <w:r>
+              <w:rPr>
+                <w:rFonts w:ascii="Calibri" w:hAnsi="Calibri" w:eastAsia="宋体"/>
+                <w:b w:val="0"/>
+                <w:sz w:val="16"/>
+              </w:rPr>
+              <w:t>断开 App 再重连</w:t>
+            </w:r>
+          </w:p>
+        </w:tc>
+        <w:tc>
+          <w:tcPr>
+            <w:tcW w:type="dxa" w:w="4365"/>
+            <w:vAlign w:val="center"/>
+            <w:shd w:val="clear" w:color="auto" w:fill="F2F5F9"/>
+          </w:tcPr>
+          <w:p>
+            <w:pPr>
+              <w:spacing w:after="0" w:before="0" w:line="264" w:lineRule="auto"/>
+              <w:jc w:val="left"/>
+            </w:pPr>
+            <w:r>
+              <w:rPr>
+                <w:rFonts w:ascii="Calibri" w:hAnsi="Calibri" w:eastAsia="宋体"/>
+                <w:b w:val="0"/>
+                <w:sz w:val="16"/>
+              </w:rPr>
+              <w:t>能自动恢复推送，STM32 不卡死</w:t>
+            </w:r>
+          </w:p>
+        </w:tc>
+      </w:tr>
+      <w:tr>
+        <w:trPr>
+          <w:cantSplit w:val="true"/>
+        </w:trPr>
+        <w:tc>
+          <w:tcPr>
+            <w:tcW w:type="dxa" w:w="510"/>
+            <w:vAlign w:val="center"/>
+          </w:tcPr>
+          <w:p>
+            <w:pPr>
+              <w:spacing w:after="0" w:before="0" w:line="264" w:lineRule="auto"/>
+              <w:jc w:val="center"/>
+            </w:pPr>
+            <w:r>
+              <w:rPr>
+                <w:rFonts w:ascii="Calibri" w:hAnsi="Calibri" w:eastAsia="宋体"/>
+                <w:b w:val="0"/>
+                <w:sz w:val="16"/>
+              </w:rPr>
+              <w:t>9</w:t>
+            </w:r>
+          </w:p>
+        </w:tc>
+        <w:tc>
+          <w:tcPr>
+            <w:tcW w:type="dxa" w:w="4649"/>
+            <w:vAlign w:val="center"/>
+          </w:tcPr>
+          <w:p>
+            <w:pPr>
+              <w:spacing w:after="0" w:before="0" w:line="264" w:lineRule="auto"/>
+              <w:jc w:val="left"/>
+            </w:pPr>
+            <w:r>
+              <w:rPr>
+                <w:rFonts w:ascii="Calibri" w:hAnsi="Calibri" w:eastAsia="宋体"/>
+                <w:b w:val="0"/>
+                <w:sz w:val="16"/>
+              </w:rPr>
+              <w:t>整套断电重启</w:t>
+            </w:r>
+          </w:p>
+        </w:tc>
+        <w:tc>
+          <w:tcPr>
+            <w:tcW w:type="dxa" w:w="4365"/>
+            <w:vAlign w:val="center"/>
+          </w:tcPr>
+          <w:p>
+            <w:pPr>
+              <w:spacing w:after="0" w:before="0" w:line="264" w:lineRule="auto"/>
+              <w:jc w:val="left"/>
+            </w:pPr>
+            <w:r>
+              <w:rPr>
+                <w:rFonts w:ascii="Calibri" w:hAnsi="Calibri" w:eastAsia="宋体"/>
+                <w:b w:val="0"/>
+                <w:sz w:val="16"/>
+              </w:rPr>
+              <w:t>自动恢复热点与服务，无需人工干预</w:t>
+            </w:r>
+          </w:p>
+        </w:tc>
+      </w:tr>
+    </w:tbl>
+    <w:tbl>
+      <w:tblPr>
+        <w:tblW w:type="auto" w:w="0"/>
+        <w:jc w:val="center"/>
+        <w:tblLook w:firstColumn="1" w:firstRow="1" w:lastColumn="0" w:lastRow="0" w:noHBand="0" w:noVBand="1" w:val="04A0"/>
+        <w:tblBorders>
+          <w:top w:val="single" w:sz="8" w:space="0" w:color="BF8F00"/>
+          <w:left w:val="single" w:sz="8" w:space="0" w:color="BF8F00"/>
+          <w:bottom w:val="single" w:sz="8" w:space="0" w:color="BF8F00"/>
+          <w:right w:val="single" w:sz="8" w:space="0" w:color="BF8F00"/>
+        </w:tblBorders>
+        <w:tblLayout w:type="fixed"/>
+        <w:tblCellMar>
+          <w:top w:w="90" w:type="dxa"/>
+          <w:left w:w="140" w:type="dxa"/>
+          <w:bottom w:w="90" w:type="dxa"/>
+          <w:right w:w="140" w:type="dxa"/>
+        </w:tblCellMar>
+        <w:tblLayout w:type="fixed"/>
+      </w:tblPr>
+      <w:tblGrid>
+        <w:gridCol w:w="9639"/>
+      </w:tblGrid>
+      <w:tr>
+        <w:tc>
+          <w:tcPr>
+            <w:tcW w:type="dxa" w:w="9638"/>
+            <w:shd w:val="clear" w:color="auto" w:fill="FFF6DC"/>
+          </w:tcPr>
+          <w:p>
+            <w:pPr>
+              <w:spacing w:after="40"/>
+            </w:pPr>
+            <w:r>
+              <w:rPr>
+                <w:rFonts w:ascii="Calibri" w:hAnsi="Calibri" w:eastAsia="黑体"/>
+                <w:b/>
+                <w:color w:val="7F5F00"/>
+                <w:sz w:val="19"/>
+              </w:rPr>
+              <w:t>局域网 TCP 的 4 个坑（含一条必须自己先说的实话）</w:t>
+            </w:r>
+          </w:p>
+          <w:p>
+            <w:pPr>
+              <w:spacing w:after="20" w:line="276" w:lineRule="auto"/>
+            </w:pPr>
+            <w:r>
+              <w:rPr>
+                <w:rFonts w:ascii="Calibri" w:hAnsi="Calibri" w:eastAsia="宋体"/>
+                <w:sz w:val="19"/>
+              </w:rPr>
+              <w:t>① TCP 是字节流，会**粘包/半包** —— App 端必须按换行符切帧，不能"收到一次就读一次"。</w:t>
+            </w:r>
+          </w:p>
+          <w:p>
+            <w:pPr>
+              <w:spacing w:after="20" w:line="276" w:lineRule="auto"/>
+            </w:pPr>
+            <w:r>
+              <w:rPr>
+                <w:rFonts w:ascii="Calibri" w:hAnsi="Calibri" w:eastAsia="宋体"/>
+                <w:sz w:val="19"/>
+              </w:rPr>
+              <w:t>② 必须先查现场有没有可用 WiFi：**校园网要 Portal 认证，ESP32 过不去** → 用手机热点或实验室路由器。</w:t>
+            </w:r>
+          </w:p>
+          <w:p>
+            <w:pPr>
+              <w:spacing w:after="20" w:line="276" w:lineRule="auto"/>
+            </w:pPr>
+            <w:r>
+              <w:rPr>
+                <w:rFonts w:ascii="Calibri" w:hAnsi="Calibri" w:eastAsia="宋体"/>
+                <w:sz w:val="19"/>
+              </w:rPr>
+              <w:t>③ 手机 App 退到后台可能被系统杀掉 → 演示时要保持前台，或申请前台服务。</w:t>
+            </w:r>
+          </w:p>
+          <w:p>
+            <w:pPr>
+              <w:spacing w:after="20" w:line="276" w:lineRule="auto"/>
+            </w:pPr>
+            <w:r>
+              <w:rPr>
+                <w:rFonts w:ascii="Calibri" w:hAnsi="Calibri" w:eastAsia="宋体"/>
+                <w:sz w:val="19"/>
+              </w:rPr>
+              <w:t>④ 本方案是**局域网直连**，不是云平台；若导师按字面验收，要切 MQTT（第 8 层已隔离，换一个文件）。</w:t>
+            </w:r>
+          </w:p>
+        </w:tc>
+      </w:tr>
+    </w:tbl>
+    <w:p>
+      <w:pPr>
+        <w:spacing w:after="40"/>
+      </w:pPr>
+    </w:p>
+    <w:p>
+      <w:pPr>
+        <w:pStyle w:val="Heading1"/>
+      </w:pPr>
+      <w:r>
+        <w:t>阶段 8 · 端到端联调 + 连续运行</w:t>
       </w:r>
     </w:p>
     <w:tbl>
@@ -8536,7 +9701,7 @@
         <w:pStyle w:val="Heading1"/>
       </w:pPr>
       <w:r>
-        <w:t>阶段 8 · 指标验收表（对着 5 条硬要求逐条判）</w:t>
+        <w:t>阶段 9 · 指标验收表（对着课题要求逐条判）</w:t>
       </w:r>
     </w:p>
     <w:tbl>
@@ -8564,11 +9729,11 @@
       </w:tblPr>
       <w:tblGrid>
         <w:gridCol w:w="453"/>
-        <w:gridCol w:w="1814"/>
-        <w:gridCol w:w="1814"/>
+        <w:gridCol w:w="1701"/>
+        <w:gridCol w:w="1701"/>
         <w:gridCol w:w="2381"/>
         <w:gridCol w:w="1134"/>
-        <w:gridCol w:w="2041"/>
+        <w:gridCol w:w="2268"/>
       </w:tblGrid>
       <w:tr>
         <w:trPr>
@@ -8599,7 +9764,7 @@
         </w:tc>
         <w:tc>
           <w:tcPr>
-            <w:tcW w:type="dxa" w:w="1814"/>
+            <w:tcW w:type="dxa" w:w="1701"/>
             <w:vAlign w:val="center"/>
             <w:shd w:val="clear" w:color="auto" w:fill="1F3B60"/>
           </w:tcPr>
@@ -8621,7 +9786,7 @@
         </w:tc>
         <w:tc>
           <w:tcPr>
-            <w:tcW w:type="dxa" w:w="1814"/>
+            <w:tcW w:type="dxa" w:w="1701"/>
             <w:vAlign w:val="center"/>
             <w:shd w:val="clear" w:color="auto" w:fill="1F3B60"/>
           </w:tcPr>
@@ -8687,7 +9852,7 @@
         </w:tc>
         <w:tc>
           <w:tcPr>
-            <w:tcW w:type="dxa" w:w="2041"/>
+            <w:tcW w:type="dxa" w:w="2268"/>
             <w:vAlign w:val="center"/>
             <w:shd w:val="clear" w:color="auto" w:fill="1F3B60"/>
           </w:tcPr>
@@ -8734,7 +9899,7 @@
         </w:tc>
         <w:tc>
           <w:tcPr>
-            <w:tcW w:type="dxa" w:w="1814"/>
+            <w:tcW w:type="dxa" w:w="1701"/>
             <w:vAlign w:val="center"/>
           </w:tcPr>
           <w:p>
@@ -8754,7 +9919,7 @@
         </w:tc>
         <w:tc>
           <w:tcPr>
-            <w:tcW w:type="dxa" w:w="1814"/>
+            <w:tcW w:type="dxa" w:w="1701"/>
             <w:vAlign w:val="center"/>
           </w:tcPr>
           <w:p>
@@ -8814,7 +9979,7 @@
         </w:tc>
         <w:tc>
           <w:tcPr>
-            <w:tcW w:type="dxa" w:w="2041"/>
+            <w:tcW w:type="dxa" w:w="2268"/>
             <w:vAlign w:val="center"/>
           </w:tcPr>
           <w:p>
@@ -8860,7 +10025,7 @@
         </w:tc>
         <w:tc>
           <w:tcPr>
-            <w:tcW w:type="dxa" w:w="1814"/>
+            <w:tcW w:type="dxa" w:w="1701"/>
             <w:vAlign w:val="center"/>
             <w:shd w:val="clear" w:color="auto" w:fill="F2F5F9"/>
           </w:tcPr>
@@ -8881,7 +10046,7 @@
         </w:tc>
         <w:tc>
           <w:tcPr>
-            <w:tcW w:type="dxa" w:w="1814"/>
+            <w:tcW w:type="dxa" w:w="1701"/>
             <w:vAlign w:val="center"/>
             <w:shd w:val="clear" w:color="auto" w:fill="F2F5F9"/>
           </w:tcPr>
@@ -8944,7 +10109,7 @@
         </w:tc>
         <w:tc>
           <w:tcPr>
-            <w:tcW w:type="dxa" w:w="2041"/>
+            <w:tcW w:type="dxa" w:w="2268"/>
             <w:vAlign w:val="center"/>
             <w:shd w:val="clear" w:color="auto" w:fill="F2F5F9"/>
           </w:tcPr>
@@ -8990,7 +10155,7 @@
         </w:tc>
         <w:tc>
           <w:tcPr>
-            <w:tcW w:type="dxa" w:w="1814"/>
+            <w:tcW w:type="dxa" w:w="1701"/>
             <w:vAlign w:val="center"/>
           </w:tcPr>
           <w:p>
@@ -9004,13 +10169,13 @@
                 <w:b w:val="0"/>
                 <w:sz w:val="15"/>
               </w:rPr>
-              <w:t>报警（阈值可设）</w:t>
-            </w:r>
-          </w:p>
-        </w:tc>
-        <w:tc>
-          <w:tcPr>
-            <w:tcW w:type="dxa" w:w="1814"/>
+              <w:t>滴速采集</w:t>
+            </w:r>
+          </w:p>
+        </w:tc>
+        <w:tc>
+          <w:tcPr>
+            <w:tcW w:type="dxa" w:w="1701"/>
             <w:vAlign w:val="center"/>
           </w:tcPr>
           <w:p>
@@ -9024,7 +10189,7 @@
                 <w:b w:val="0"/>
                 <w:sz w:val="15"/>
               </w:rPr>
-              <w:t>按键可改 + 蜂鸣 + LED</w:t>
+              <w:t>滴/min，±3 滴/min（自定）</w:t>
             </w:r>
           </w:p>
         </w:tc>
@@ -9044,7 +10209,7 @@
                 <w:b w:val="0"/>
                 <w:sz w:val="15"/>
               </w:rPr>
-              <w:t>4 键 UI + 两级分级</w:t>
+              <w:t>红外对射 + 外部中断 + 10s 窗口</w:t>
             </w:r>
           </w:p>
         </w:tc>
@@ -9070,7 +10235,7 @@
         </w:tc>
         <w:tc>
           <w:tcPr>
-            <w:tcW w:type="dxa" w:w="2041"/>
+            <w:tcW w:type="dxa" w:w="2268"/>
             <w:vAlign w:val="center"/>
           </w:tcPr>
           <w:p>
@@ -9116,7 +10281,7 @@
         </w:tc>
         <w:tc>
           <w:tcPr>
-            <w:tcW w:type="dxa" w:w="1814"/>
+            <w:tcW w:type="dxa" w:w="1701"/>
             <w:vAlign w:val="center"/>
             <w:shd w:val="clear" w:color="auto" w:fill="F2F5F9"/>
           </w:tcPr>
@@ -9131,13 +10296,13 @@
                 <w:b w:val="0"/>
                 <w:sz w:val="15"/>
               </w:rPr>
-              <w:t>显示</w:t>
-            </w:r>
-          </w:p>
-        </w:tc>
-        <w:tc>
-          <w:tcPr>
-            <w:tcW w:type="dxa" w:w="1814"/>
+              <w:t>报警（阈值可设）</w:t>
+            </w:r>
+          </w:p>
+        </w:tc>
+        <w:tc>
+          <w:tcPr>
+            <w:tcW w:type="dxa" w:w="1701"/>
             <w:vAlign w:val="center"/>
             <w:shd w:val="clear" w:color="auto" w:fill="F2F5F9"/>
           </w:tcPr>
@@ -9152,7 +10317,7 @@
                 <w:b w:val="0"/>
                 <w:sz w:val="15"/>
               </w:rPr>
-              <w:t>OLED 实时显示温度与重量</w:t>
+              <w:t>按键可改 + 蜂鸣 + LED</w:t>
             </w:r>
           </w:p>
         </w:tc>
@@ -9173,7 +10338,7 @@
                 <w:b w:val="0"/>
                 <w:sz w:val="15"/>
               </w:rPr>
-              <w:t>SSD1306 I2C 128×64</w:t>
+              <w:t>4 键 UI + 黄/红两级</w:t>
             </w:r>
           </w:p>
         </w:tc>
@@ -9200,7 +10365,7 @@
         </w:tc>
         <w:tc>
           <w:tcPr>
-            <w:tcW w:type="dxa" w:w="2041"/>
+            <w:tcW w:type="dxa" w:w="2268"/>
             <w:vAlign w:val="center"/>
             <w:shd w:val="clear" w:color="auto" w:fill="F2F5F9"/>
           </w:tcPr>
@@ -9246,7 +10411,7 @@
         </w:tc>
         <w:tc>
           <w:tcPr>
-            <w:tcW w:type="dxa" w:w="1814"/>
+            <w:tcW w:type="dxa" w:w="1701"/>
             <w:vAlign w:val="center"/>
           </w:tcPr>
           <w:p>
@@ -9260,14 +10425,142 @@
                 <w:b w:val="0"/>
                 <w:sz w:val="15"/>
               </w:rPr>
+              <w:t>显示</w:t>
+            </w:r>
+          </w:p>
+        </w:tc>
+        <w:tc>
+          <w:tcPr>
+            <w:tcW w:type="dxa" w:w="1701"/>
+            <w:vAlign w:val="center"/>
+          </w:tcPr>
+          <w:p>
+            <w:pPr>
+              <w:spacing w:after="0" w:before="0" w:line="264" w:lineRule="auto"/>
+              <w:jc w:val="left"/>
+            </w:pPr>
+            <w:r>
+              <w:rPr>
+                <w:rFonts w:ascii="Calibri" w:hAnsi="Calibri" w:eastAsia="宋体"/>
+                <w:b w:val="0"/>
+                <w:sz w:val="15"/>
+              </w:rPr>
+              <w:t>OLED 实时显示温度/重量/滴速</w:t>
+            </w:r>
+          </w:p>
+        </w:tc>
+        <w:tc>
+          <w:tcPr>
+            <w:tcW w:type="dxa" w:w="2381"/>
+            <w:vAlign w:val="center"/>
+          </w:tcPr>
+          <w:p>
+            <w:pPr>
+              <w:spacing w:after="0" w:before="0" w:line="264" w:lineRule="auto"/>
+              <w:jc w:val="left"/>
+            </w:pPr>
+            <w:r>
+              <w:rPr>
+                <w:rFonts w:ascii="Calibri" w:hAnsi="Calibri" w:eastAsia="宋体"/>
+                <w:b w:val="0"/>
+                <w:sz w:val="15"/>
+              </w:rPr>
+              <w:t>SSD1306 I2C 128×64</w:t>
+            </w:r>
+          </w:p>
+        </w:tc>
+        <w:tc>
+          <w:tcPr>
+            <w:tcW w:type="dxa" w:w="1134"/>
+            <w:vAlign w:val="center"/>
+          </w:tcPr>
+          <w:p>
+            <w:pPr>
+              <w:spacing w:after="0" w:before="0" w:line="264" w:lineRule="auto"/>
+              <w:jc w:val="center"/>
+            </w:pPr>
+            <w:r>
+              <w:rPr>
+                <w:rFonts w:ascii="Calibri" w:hAnsi="Calibri" w:eastAsia="宋体"/>
+                <w:b w:val="0"/>
+                <w:sz w:val="15"/>
+              </w:rPr>
+              <w:t>______</w:t>
+            </w:r>
+          </w:p>
+        </w:tc>
+        <w:tc>
+          <w:tcPr>
+            <w:tcW w:type="dxa" w:w="2268"/>
+            <w:vAlign w:val="center"/>
+          </w:tcPr>
+          <w:p>
+            <w:pPr>
+              <w:spacing w:after="0" w:before="0" w:line="264" w:lineRule="auto"/>
+              <w:jc w:val="center"/>
+            </w:pPr>
+            <w:r>
+              <w:rPr>
+                <w:rFonts w:ascii="Calibri" w:hAnsi="Calibri" w:eastAsia="宋体"/>
+                <w:b w:val="0"/>
+                <w:sz w:val="15"/>
+              </w:rPr>
+              <w:t>☐达成 ☐部分 ☐未达成</w:t>
+            </w:r>
+          </w:p>
+        </w:tc>
+      </w:tr>
+      <w:tr>
+        <w:trPr>
+          <w:cantSplit w:val="true"/>
+        </w:trPr>
+        <w:tc>
+          <w:tcPr>
+            <w:tcW w:type="dxa" w:w="454"/>
+            <w:vAlign w:val="center"/>
+            <w:shd w:val="clear" w:color="auto" w:fill="F2F5F9"/>
+          </w:tcPr>
+          <w:p>
+            <w:pPr>
+              <w:spacing w:after="0" w:before="0" w:line="264" w:lineRule="auto"/>
+              <w:jc w:val="center"/>
+            </w:pPr>
+            <w:r>
+              <w:rPr>
+                <w:rFonts w:ascii="Calibri" w:hAnsi="Calibri" w:eastAsia="宋体"/>
+                <w:b w:val="0"/>
+                <w:sz w:val="15"/>
+              </w:rPr>
+              <w:t>6</w:t>
+            </w:r>
+          </w:p>
+        </w:tc>
+        <w:tc>
+          <w:tcPr>
+            <w:tcW w:type="dxa" w:w="1701"/>
+            <w:vAlign w:val="center"/>
+            <w:shd w:val="clear" w:color="auto" w:fill="F2F5F9"/>
+          </w:tcPr>
+          <w:p>
+            <w:pPr>
+              <w:spacing w:after="0" w:before="0" w:line="264" w:lineRule="auto"/>
+              <w:jc w:val="left"/>
+            </w:pPr>
+            <w:r>
+              <w:rPr>
+                <w:rFonts w:ascii="Calibri" w:hAnsi="Calibri" w:eastAsia="宋体"/>
+                <w:b w:val="0"/>
+                <w:sz w:val="15"/>
+              </w:rPr>
               <w:t>WiFi 上传</w:t>
             </w:r>
           </w:p>
         </w:tc>
         <w:tc>
           <w:tcPr>
-            <w:tcW w:type="dxa" w:w="1814"/>
-            <w:vAlign w:val="center"/>
+            <w:tcW w:type="dxa" w:w="1701"/>
+            <w:vAlign w:val="center"/>
+            <w:shd w:val="clear" w:color="auto" w:fill="F2F5F9"/>
           </w:tcPr>
           <w:p>
             <w:pPr>
@@ -9280,7 +10573,7 @@
                 <w:b w:val="0"/>
                 <w:sz w:val="15"/>
               </w:rPr>
-              <w:t>手机可远程查看</w:t>
+              <w:t>手机 App 可查看</w:t>
             </w:r>
           </w:p>
         </w:tc>
@@ -9288,6 +10581,7 @@
           <w:tcPr>
             <w:tcW w:type="dxa" w:w="2381"/>
             <w:vAlign w:val="center"/>
+            <w:shd w:val="clear" w:color="auto" w:fill="F2F5F9"/>
           </w:tcPr>
           <w:p>
             <w:pPr>
@@ -9300,7 +10594,7 @@
                 <w:b w:val="0"/>
                 <w:sz w:val="15"/>
               </w:rPr>
-              <w:t>ESP32 AP + STM32 手写 HTTP</w:t>
+              <w:t>ESP32 TCP Server + 安卓 App 直连</w:t>
             </w:r>
           </w:p>
         </w:tc>
@@ -9308,6 +10602,7 @@
           <w:tcPr>
             <w:tcW w:type="dxa" w:w="1134"/>
             <w:vAlign w:val="center"/>
+            <w:shd w:val="clear" w:color="auto" w:fill="F2F5F9"/>
           </w:tcPr>
           <w:p>
             <w:pPr>
@@ -9326,8 +10621,9 @@
         </w:tc>
         <w:tc>
           <w:tcPr>
-            <w:tcW w:type="dxa" w:w="2041"/>
-            <w:vAlign w:val="center"/>
+            <w:tcW w:type="dxa" w:w="2268"/>
+            <w:vAlign w:val="center"/>
+            <w:shd w:val="clear" w:color="auto" w:fill="F2F5F9"/>
           </w:tcPr>
           <w:p>
             <w:pPr>
@@ -9422,7 +10718,7 @@
                 <w:rFonts w:ascii="Calibri" w:hAnsi="Calibri" w:eastAsia="宋体"/>
                 <w:sz w:val="19"/>
               </w:rPr>
-              <w:t xml:space="preserve">「WiFi 上传」要标明：本方案是局域网（手机连 ESP32 热点），不是公网上传平台 —— </w:t>
+              <w:t xml:space="preserve">「WiFi 上传」要标明：本方案是**局域网直连**（手机与 ESP32 同一热点），不是公网云平台 —— </w:t>
             </w:r>
           </w:p>
           <w:p>
@@ -9434,7 +10730,7 @@
                 <w:rFonts w:ascii="Calibri" w:hAnsi="Calibri" w:eastAsia="宋体"/>
                 <w:sz w:val="19"/>
               </w:rPr>
-              <w:t>若导师要求"上传平台"，需补 MQTT（巴法云，项目1 已验证 AT 固件支持），属于二期。</w:t>
+              <w:t>若导师按字面要求"上传平台"，需切 MQTT（第 8 层已隔离，换一个 .c 文件即可），约 2~3 天。</w:t>
             </w:r>
           </w:p>
         </w:tc>
